--- a/output/인계인수서_CP-2026-0007.docx
+++ b/output/인계인수서_CP-2026-0007.docx
@@ -335,7 +335,7 @@
                 <w:sz w:val="18"/>
                 <w:szCs w:val="18"/>
               </w:rPr>
-              <w:t xml:space="preserve"/>
+              <w:t xml:space="preserve">CT-2026-0001</w:t>
             </w:r>
           </w:p>
         </w:tc>
@@ -457,7 +457,7 @@
                 <w:sz w:val="18"/>
                 <w:szCs w:val="18"/>
               </w:rPr>
-              <w:t xml:space="preserve">        .     .     .</w:t>
+              <w:t xml:space="preserve">2025.12.09</w:t>
             </w:r>
           </w:p>
         </w:tc>
@@ -894,7 +894,7 @@
                 <w:sz w:val="18"/>
                 <w:szCs w:val="18"/>
               </w:rPr>
-              <w:t xml:space="preserve"/>
+              <w:t xml:space="preserve">네트워크 침입방지시스템</w:t>
             </w:r>
           </w:p>
         </w:tc>
@@ -923,7 +923,7 @@
                 <w:sz w:val="18"/>
                 <w:szCs w:val="18"/>
               </w:rPr>
-              <w:t xml:space="preserve"/>
+              <w:t xml:space="preserve">AIPS 10000B / 1</w:t>
             </w:r>
           </w:p>
         </w:tc>
@@ -952,7 +952,7 @@
                 <w:sz w:val="18"/>
                 <w:szCs w:val="18"/>
               </w:rPr>
-              <w:t xml:space="preserve"/>
+              <w:t xml:space="preserve">아산시 일원</w:t>
             </w:r>
           </w:p>
         </w:tc>
@@ -981,7 +981,7 @@
                 <w:sz w:val="18"/>
                 <w:szCs w:val="18"/>
               </w:rPr>
-              <w:t xml:space="preserve"/>
+              <w:t xml:space="preserve">AS-2026-0008</w:t>
             </w:r>
           </w:p>
         </w:tc>
@@ -1041,7 +1041,7 @@
                 <w:sz w:val="18"/>
                 <w:szCs w:val="18"/>
               </w:rPr>
-              <w:t xml:space="preserve"/>
+              <w:t xml:space="preserve">망연계</w:t>
             </w:r>
           </w:p>
         </w:tc>
@@ -1070,7 +1070,7 @@
                 <w:sz w:val="18"/>
                 <w:szCs w:val="18"/>
               </w:rPr>
-              <w:t xml:space="preserve"/>
+              <w:t xml:space="preserve">Secure Gate V3.5 / 1</w:t>
             </w:r>
           </w:p>
         </w:tc>
@@ -1099,7 +1099,7 @@
                 <w:sz w:val="18"/>
                 <w:szCs w:val="18"/>
               </w:rPr>
-              <w:t xml:space="preserve"/>
+              <w:t xml:space="preserve">아산시 일원</w:t>
             </w:r>
           </w:p>
         </w:tc>
@@ -1128,7 +1128,7 @@
                 <w:sz w:val="18"/>
                 <w:szCs w:val="18"/>
               </w:rPr>
-              <w:t xml:space="preserve"/>
+              <w:t xml:space="preserve">AS-2026-0009</w:t>
             </w:r>
           </w:p>
         </w:tc>
@@ -1188,7 +1188,7 @@
                 <w:sz w:val="18"/>
                 <w:szCs w:val="18"/>
               </w:rPr>
-              <w:t xml:space="preserve"/>
+              <w:t xml:space="preserve">IPS #1</w:t>
             </w:r>
           </w:p>
         </w:tc>
@@ -1217,7 +1217,7 @@
                 <w:sz w:val="18"/>
                 <w:szCs w:val="18"/>
               </w:rPr>
-              <w:t xml:space="preserve"/>
+              <w:t xml:space="preserve">SNIPER ONE-i 5300 / 1</w:t>
             </w:r>
           </w:p>
         </w:tc>
@@ -1246,7 +1246,7 @@
                 <w:sz w:val="18"/>
                 <w:szCs w:val="18"/>
               </w:rPr>
-              <w:t xml:space="preserve"/>
+              <w:t xml:space="preserve">아산시 일원</w:t>
             </w:r>
           </w:p>
         </w:tc>
@@ -1275,7 +1275,7 @@
                 <w:sz w:val="18"/>
                 <w:szCs w:val="18"/>
               </w:rPr>
-              <w:t xml:space="preserve"/>
+              <w:t xml:space="preserve">AS-2026-0012</w:t>
             </w:r>
           </w:p>
         </w:tc>
@@ -1335,7 +1335,7 @@
                 <w:sz w:val="18"/>
                 <w:szCs w:val="18"/>
               </w:rPr>
-              <w:t xml:space="preserve"/>
+              <w:t xml:space="preserve">DDoS</w:t>
             </w:r>
           </w:p>
         </w:tc>
@@ -1364,7 +1364,7 @@
                 <w:sz w:val="18"/>
                 <w:szCs w:val="18"/>
               </w:rPr>
-              <w:t xml:space="preserve"/>
+              <w:t xml:space="preserve">SNIPER ONE-d 5300 / 1</w:t>
             </w:r>
           </w:p>
         </w:tc>
@@ -1393,7 +1393,7 @@
                 <w:sz w:val="18"/>
                 <w:szCs w:val="18"/>
               </w:rPr>
-              <w:t xml:space="preserve"/>
+              <w:t xml:space="preserve">아산시 일원</w:t>
             </w:r>
           </w:p>
         </w:tc>
@@ -1422,7 +1422,7 @@
                 <w:sz w:val="18"/>
                 <w:szCs w:val="18"/>
               </w:rPr>
-              <w:t xml:space="preserve"/>
+              <w:t xml:space="preserve">AS-2026-0013</w:t>
             </w:r>
           </w:p>
         </w:tc>
@@ -1482,7 +1482,7 @@
                 <w:sz w:val="18"/>
                 <w:szCs w:val="18"/>
               </w:rPr>
-              <w:t xml:space="preserve"/>
+              <w:t xml:space="preserve">백본 스위치</w:t>
             </w:r>
           </w:p>
         </w:tc>
@@ -1511,7 +1511,7 @@
                 <w:sz w:val="18"/>
                 <w:szCs w:val="18"/>
               </w:rPr>
-              <w:t xml:space="preserve"/>
+              <w:t xml:space="preserve">ICX7850-48F-E2 / 1</w:t>
             </w:r>
           </w:p>
         </w:tc>
@@ -1540,7 +1540,7 @@
                 <w:sz w:val="18"/>
                 <w:szCs w:val="18"/>
               </w:rPr>
-              <w:t xml:space="preserve"/>
+              <w:t xml:space="preserve">아산시 일원</w:t>
             </w:r>
           </w:p>
         </w:tc>
@@ -1569,12 +1569,3410 @@
                 <w:sz w:val="18"/>
                 <w:szCs w:val="18"/>
               </w:rPr>
-              <w:t xml:space="preserve"/>
+              <w:t xml:space="preserve">AS-2026-0014</w:t>
+            </w:r>
+          </w:p>
+        </w:tc>
+      </w:tr>
+      <w:tr>
+        <w:tc>
+          <w:tcPr>
+            <w:tcW w:type="dxa" w:w="675"/>
+            <w:tcMar>
+              <w:top w:type="dxa" w:w="60"/>
+              <w:left w:type="dxa" w:w="90"/>
+              <w:bottom w:type="dxa" w:w="60"/>
+              <w:right w:type="dxa" w:w="90"/>
+            </w:tcMar>
+            <w:vAlign w:val="center"/>
+          </w:tcPr>
+          <w:p>
+            <w:pPr>
+              <w:spacing w:after="20" w:before="20"/>
+              <w:jc w:val="center"/>
+            </w:pPr>
+            <w:r>
+              <w:rPr>
+                <w:rFonts w:ascii="맑은 고딕" w:cs="맑은 고딕" w:eastAsia="맑은 고딕" w:hAnsi="맑은 고딕"/>
+                <w:b w:val="false"/>
+                <w:bCs w:val="false"/>
+                <w:color w:val="000000"/>
+                <w:sz w:val="18"/>
+                <w:szCs w:val="18"/>
+              </w:rPr>
+              <w:t xml:space="preserve">6</w:t>
+            </w:r>
+          </w:p>
+        </w:tc>
+        <w:tc>
+          <w:tcPr>
+            <w:tcW w:type="dxa" w:w="2892"/>
+            <w:tcMar>
+              <w:top w:type="dxa" w:w="60"/>
+              <w:left w:type="dxa" w:w="90"/>
+              <w:bottom w:type="dxa" w:w="60"/>
+              <w:right w:type="dxa" w:w="90"/>
+            </w:tcMar>
+            <w:vAlign w:val="center"/>
+          </w:tcPr>
+          <w:p>
+            <w:pPr>
+              <w:spacing w:after="20" w:before="20"/>
+              <w:jc w:val="left"/>
+            </w:pPr>
+            <w:r>
+              <w:rPr>
+                <w:rFonts w:ascii="맑은 고딕" w:cs="맑은 고딕" w:eastAsia="맑은 고딕" w:hAnsi="맑은 고딕"/>
+                <w:b w:val="false"/>
+                <w:bCs w:val="false"/>
+                <w:color w:val="000000"/>
+                <w:sz w:val="18"/>
+                <w:szCs w:val="18"/>
+              </w:rPr>
+              <w:t xml:space="preserve">IPS #2</w:t>
+            </w:r>
+          </w:p>
+        </w:tc>
+        <w:tc>
+          <w:tcPr>
+            <w:tcW w:type="dxa" w:w="1928"/>
+            <w:tcMar>
+              <w:top w:type="dxa" w:w="60"/>
+              <w:left w:type="dxa" w:w="90"/>
+              <w:bottom w:type="dxa" w:w="60"/>
+              <w:right w:type="dxa" w:w="90"/>
+            </w:tcMar>
+            <w:vAlign w:val="center"/>
+          </w:tcPr>
+          <w:p>
+            <w:pPr>
+              <w:spacing w:after="20" w:before="20"/>
+              <w:jc w:val="left"/>
+            </w:pPr>
+            <w:r>
+              <w:rPr>
+                <w:rFonts w:ascii="맑은 고딕" w:cs="맑은 고딕" w:eastAsia="맑은 고딕" w:hAnsi="맑은 고딕"/>
+                <w:b w:val="false"/>
+                <w:bCs w:val="false"/>
+                <w:color w:val="000000"/>
+                <w:sz w:val="18"/>
+                <w:szCs w:val="18"/>
+              </w:rPr>
+              <w:t xml:space="preserve">SNIPER ONE-i 5300 / 1</w:t>
+            </w:r>
+          </w:p>
+        </w:tc>
+        <w:tc>
+          <w:tcPr>
+            <w:tcW w:type="dxa" w:w="2603"/>
+            <w:tcMar>
+              <w:top w:type="dxa" w:w="60"/>
+              <w:left w:type="dxa" w:w="90"/>
+              <w:bottom w:type="dxa" w:w="60"/>
+              <w:right w:type="dxa" w:w="90"/>
+            </w:tcMar>
+            <w:vAlign w:val="center"/>
+          </w:tcPr>
+          <w:p>
+            <w:pPr>
+              <w:spacing w:after="20" w:before="20"/>
+              <w:jc w:val="left"/>
+            </w:pPr>
+            <w:r>
+              <w:rPr>
+                <w:rFonts w:ascii="맑은 고딕" w:cs="맑은 고딕" w:eastAsia="맑은 고딕" w:hAnsi="맑은 고딕"/>
+                <w:b w:val="false"/>
+                <w:bCs w:val="false"/>
+                <w:color w:val="000000"/>
+                <w:sz w:val="18"/>
+                <w:szCs w:val="18"/>
+              </w:rPr>
+              <w:t xml:space="preserve">아산시 일원</w:t>
+            </w:r>
+          </w:p>
+        </w:tc>
+        <w:tc>
+          <w:tcPr>
+            <w:tcW w:type="dxa" w:w="1541"/>
+            <w:tcMar>
+              <w:top w:type="dxa" w:w="60"/>
+              <w:left w:type="dxa" w:w="90"/>
+              <w:bottom w:type="dxa" w:w="60"/>
+              <w:right w:type="dxa" w:w="90"/>
+            </w:tcMar>
+            <w:vAlign w:val="center"/>
+          </w:tcPr>
+          <w:p>
+            <w:pPr>
+              <w:spacing w:after="20" w:before="20"/>
+              <w:jc w:val="center"/>
+            </w:pPr>
+            <w:r>
+              <w:rPr>
+                <w:rFonts w:ascii="맑은 고딕" w:cs="맑은 고딕" w:eastAsia="맑은 고딕" w:hAnsi="맑은 고딕"/>
+                <w:b w:val="false"/>
+                <w:bCs w:val="false"/>
+                <w:color w:val="000000"/>
+                <w:sz w:val="18"/>
+                <w:szCs w:val="18"/>
+              </w:rPr>
+              <w:t xml:space="preserve">AS-2026-0015</w:t>
+            </w:r>
+          </w:p>
+        </w:tc>
+      </w:tr>
+      <w:tr>
+        <w:tc>
+          <w:tcPr>
+            <w:tcW w:type="dxa" w:w="675"/>
+            <w:tcMar>
+              <w:top w:type="dxa" w:w="60"/>
+              <w:left w:type="dxa" w:w="90"/>
+              <w:bottom w:type="dxa" w:w="60"/>
+              <w:right w:type="dxa" w:w="90"/>
+            </w:tcMar>
+            <w:vAlign w:val="center"/>
+          </w:tcPr>
+          <w:p>
+            <w:pPr>
+              <w:spacing w:after="20" w:before="20"/>
+              <w:jc w:val="center"/>
+            </w:pPr>
+            <w:r>
+              <w:rPr>
+                <w:rFonts w:ascii="맑은 고딕" w:cs="맑은 고딕" w:eastAsia="맑은 고딕" w:hAnsi="맑은 고딕"/>
+                <w:b w:val="false"/>
+                <w:bCs w:val="false"/>
+                <w:color w:val="000000"/>
+                <w:sz w:val="18"/>
+                <w:szCs w:val="18"/>
+              </w:rPr>
+              <w:t xml:space="preserve">7</w:t>
+            </w:r>
+          </w:p>
+        </w:tc>
+        <w:tc>
+          <w:tcPr>
+            <w:tcW w:type="dxa" w:w="2892"/>
+            <w:tcMar>
+              <w:top w:type="dxa" w:w="60"/>
+              <w:left w:type="dxa" w:w="90"/>
+              <w:bottom w:type="dxa" w:w="60"/>
+              <w:right w:type="dxa" w:w="90"/>
+            </w:tcMar>
+            <w:vAlign w:val="center"/>
+          </w:tcPr>
+          <w:p>
+            <w:pPr>
+              <w:spacing w:after="20" w:before="20"/>
+              <w:jc w:val="left"/>
+            </w:pPr>
+            <w:r>
+              <w:rPr>
+                <w:rFonts w:ascii="맑은 고딕" w:cs="맑은 고딕" w:eastAsia="맑은 고딕" w:hAnsi="맑은 고딕"/>
+                <w:b w:val="false"/>
+                <w:bCs w:val="false"/>
+                <w:color w:val="000000"/>
+                <w:sz w:val="18"/>
+                <w:szCs w:val="18"/>
+              </w:rPr>
+              <w:t xml:space="preserve">IPS #3</w:t>
+            </w:r>
+          </w:p>
+        </w:tc>
+        <w:tc>
+          <w:tcPr>
+            <w:tcW w:type="dxa" w:w="1928"/>
+            <w:tcMar>
+              <w:top w:type="dxa" w:w="60"/>
+              <w:left w:type="dxa" w:w="90"/>
+              <w:bottom w:type="dxa" w:w="60"/>
+              <w:right w:type="dxa" w:w="90"/>
+            </w:tcMar>
+            <w:vAlign w:val="center"/>
+          </w:tcPr>
+          <w:p>
+            <w:pPr>
+              <w:spacing w:after="20" w:before="20"/>
+              <w:jc w:val="left"/>
+            </w:pPr>
+            <w:r>
+              <w:rPr>
+                <w:rFonts w:ascii="맑은 고딕" w:cs="맑은 고딕" w:eastAsia="맑은 고딕" w:hAnsi="맑은 고딕"/>
+                <w:b w:val="false"/>
+                <w:bCs w:val="false"/>
+                <w:color w:val="000000"/>
+                <w:sz w:val="18"/>
+                <w:szCs w:val="18"/>
+              </w:rPr>
+              <w:t xml:space="preserve">SNIPER ONE-i 5300 / 1</w:t>
+            </w:r>
+          </w:p>
+        </w:tc>
+        <w:tc>
+          <w:tcPr>
+            <w:tcW w:type="dxa" w:w="2603"/>
+            <w:tcMar>
+              <w:top w:type="dxa" w:w="60"/>
+              <w:left w:type="dxa" w:w="90"/>
+              <w:bottom w:type="dxa" w:w="60"/>
+              <w:right w:type="dxa" w:w="90"/>
+            </w:tcMar>
+            <w:vAlign w:val="center"/>
+          </w:tcPr>
+          <w:p>
+            <w:pPr>
+              <w:spacing w:after="20" w:before="20"/>
+              <w:jc w:val="left"/>
+            </w:pPr>
+            <w:r>
+              <w:rPr>
+                <w:rFonts w:ascii="맑은 고딕" w:cs="맑은 고딕" w:eastAsia="맑은 고딕" w:hAnsi="맑은 고딕"/>
+                <w:b w:val="false"/>
+                <w:bCs w:val="false"/>
+                <w:color w:val="000000"/>
+                <w:sz w:val="18"/>
+                <w:szCs w:val="18"/>
+              </w:rPr>
+              <w:t xml:space="preserve">아산시 일원</w:t>
+            </w:r>
+          </w:p>
+        </w:tc>
+        <w:tc>
+          <w:tcPr>
+            <w:tcW w:type="dxa" w:w="1541"/>
+            <w:tcMar>
+              <w:top w:type="dxa" w:w="60"/>
+              <w:left w:type="dxa" w:w="90"/>
+              <w:bottom w:type="dxa" w:w="60"/>
+              <w:right w:type="dxa" w:w="90"/>
+            </w:tcMar>
+            <w:vAlign w:val="center"/>
+          </w:tcPr>
+          <w:p>
+            <w:pPr>
+              <w:spacing w:after="20" w:before="20"/>
+              <w:jc w:val="center"/>
+            </w:pPr>
+            <w:r>
+              <w:rPr>
+                <w:rFonts w:ascii="맑은 고딕" w:cs="맑은 고딕" w:eastAsia="맑은 고딕" w:hAnsi="맑은 고딕"/>
+                <w:b w:val="false"/>
+                <w:bCs w:val="false"/>
+                <w:color w:val="000000"/>
+                <w:sz w:val="18"/>
+                <w:szCs w:val="18"/>
+              </w:rPr>
+              <w:t xml:space="preserve">AS-2026-0016</w:t>
+            </w:r>
+          </w:p>
+        </w:tc>
+      </w:tr>
+      <w:tr>
+        <w:tc>
+          <w:tcPr>
+            <w:tcW w:type="dxa" w:w="675"/>
+            <w:tcMar>
+              <w:top w:type="dxa" w:w="60"/>
+              <w:left w:type="dxa" w:w="90"/>
+              <w:bottom w:type="dxa" w:w="60"/>
+              <w:right w:type="dxa" w:w="90"/>
+            </w:tcMar>
+            <w:vAlign w:val="center"/>
+          </w:tcPr>
+          <w:p>
+            <w:pPr>
+              <w:spacing w:after="20" w:before="20"/>
+              <w:jc w:val="center"/>
+            </w:pPr>
+            <w:r>
+              <w:rPr>
+                <w:rFonts w:ascii="맑은 고딕" w:cs="맑은 고딕" w:eastAsia="맑은 고딕" w:hAnsi="맑은 고딕"/>
+                <w:b w:val="false"/>
+                <w:bCs w:val="false"/>
+                <w:color w:val="000000"/>
+                <w:sz w:val="18"/>
+                <w:szCs w:val="18"/>
+              </w:rPr>
+              <w:t xml:space="preserve">8</w:t>
+            </w:r>
+          </w:p>
+        </w:tc>
+        <w:tc>
+          <w:tcPr>
+            <w:tcW w:type="dxa" w:w="2892"/>
+            <w:tcMar>
+              <w:top w:type="dxa" w:w="60"/>
+              <w:left w:type="dxa" w:w="90"/>
+              <w:bottom w:type="dxa" w:w="60"/>
+              <w:right w:type="dxa" w:w="90"/>
+            </w:tcMar>
+            <w:vAlign w:val="center"/>
+          </w:tcPr>
+          <w:p>
+            <w:pPr>
+              <w:spacing w:after="20" w:before="20"/>
+              <w:jc w:val="left"/>
+            </w:pPr>
+            <w:r>
+              <w:rPr>
+                <w:rFonts w:ascii="맑은 고딕" w:cs="맑은 고딕" w:eastAsia="맑은 고딕" w:hAnsi="맑은 고딕"/>
+                <w:b w:val="false"/>
+                <w:bCs w:val="false"/>
+                <w:color w:val="000000"/>
+                <w:sz w:val="18"/>
+                <w:szCs w:val="18"/>
+              </w:rPr>
+              <w:t xml:space="preserve">IPS #4</w:t>
+            </w:r>
+          </w:p>
+        </w:tc>
+        <w:tc>
+          <w:tcPr>
+            <w:tcW w:type="dxa" w:w="1928"/>
+            <w:tcMar>
+              <w:top w:type="dxa" w:w="60"/>
+              <w:left w:type="dxa" w:w="90"/>
+              <w:bottom w:type="dxa" w:w="60"/>
+              <w:right w:type="dxa" w:w="90"/>
+            </w:tcMar>
+            <w:vAlign w:val="center"/>
+          </w:tcPr>
+          <w:p>
+            <w:pPr>
+              <w:spacing w:after="20" w:before="20"/>
+              <w:jc w:val="left"/>
+            </w:pPr>
+            <w:r>
+              <w:rPr>
+                <w:rFonts w:ascii="맑은 고딕" w:cs="맑은 고딕" w:eastAsia="맑은 고딕" w:hAnsi="맑은 고딕"/>
+                <w:b w:val="false"/>
+                <w:bCs w:val="false"/>
+                <w:color w:val="000000"/>
+                <w:sz w:val="18"/>
+                <w:szCs w:val="18"/>
+              </w:rPr>
+              <w:t xml:space="preserve">SNIPER ONE-i 5300 / 1</w:t>
+            </w:r>
+          </w:p>
+        </w:tc>
+        <w:tc>
+          <w:tcPr>
+            <w:tcW w:type="dxa" w:w="2603"/>
+            <w:tcMar>
+              <w:top w:type="dxa" w:w="60"/>
+              <w:left w:type="dxa" w:w="90"/>
+              <w:bottom w:type="dxa" w:w="60"/>
+              <w:right w:type="dxa" w:w="90"/>
+            </w:tcMar>
+            <w:vAlign w:val="center"/>
+          </w:tcPr>
+          <w:p>
+            <w:pPr>
+              <w:spacing w:after="20" w:before="20"/>
+              <w:jc w:val="left"/>
+            </w:pPr>
+            <w:r>
+              <w:rPr>
+                <w:rFonts w:ascii="맑은 고딕" w:cs="맑은 고딕" w:eastAsia="맑은 고딕" w:hAnsi="맑은 고딕"/>
+                <w:b w:val="false"/>
+                <w:bCs w:val="false"/>
+                <w:color w:val="000000"/>
+                <w:sz w:val="18"/>
+                <w:szCs w:val="18"/>
+              </w:rPr>
+              <w:t xml:space="preserve">아산시 일원</w:t>
+            </w:r>
+          </w:p>
+        </w:tc>
+        <w:tc>
+          <w:tcPr>
+            <w:tcW w:type="dxa" w:w="1541"/>
+            <w:tcMar>
+              <w:top w:type="dxa" w:w="60"/>
+              <w:left w:type="dxa" w:w="90"/>
+              <w:bottom w:type="dxa" w:w="60"/>
+              <w:right w:type="dxa" w:w="90"/>
+            </w:tcMar>
+            <w:vAlign w:val="center"/>
+          </w:tcPr>
+          <w:p>
+            <w:pPr>
+              <w:spacing w:after="20" w:before="20"/>
+              <w:jc w:val="center"/>
+            </w:pPr>
+            <w:r>
+              <w:rPr>
+                <w:rFonts w:ascii="맑은 고딕" w:cs="맑은 고딕" w:eastAsia="맑은 고딕" w:hAnsi="맑은 고딕"/>
+                <w:b w:val="false"/>
+                <w:bCs w:val="false"/>
+                <w:color w:val="000000"/>
+                <w:sz w:val="18"/>
+                <w:szCs w:val="18"/>
+              </w:rPr>
+              <w:t xml:space="preserve">AS-2026-0017</w:t>
+            </w:r>
+          </w:p>
+        </w:tc>
+      </w:tr>
+      <w:tr>
+        <w:tc>
+          <w:tcPr>
+            <w:tcW w:type="dxa" w:w="675"/>
+            <w:tcMar>
+              <w:top w:type="dxa" w:w="60"/>
+              <w:left w:type="dxa" w:w="90"/>
+              <w:bottom w:type="dxa" w:w="60"/>
+              <w:right w:type="dxa" w:w="90"/>
+            </w:tcMar>
+            <w:vAlign w:val="center"/>
+          </w:tcPr>
+          <w:p>
+            <w:pPr>
+              <w:spacing w:after="20" w:before="20"/>
+              <w:jc w:val="center"/>
+            </w:pPr>
+            <w:r>
+              <w:rPr>
+                <w:rFonts w:ascii="맑은 고딕" w:cs="맑은 고딕" w:eastAsia="맑은 고딕" w:hAnsi="맑은 고딕"/>
+                <w:b w:val="false"/>
+                <w:bCs w:val="false"/>
+                <w:color w:val="000000"/>
+                <w:sz w:val="18"/>
+                <w:szCs w:val="18"/>
+              </w:rPr>
+              <w:t xml:space="preserve">9</w:t>
+            </w:r>
+          </w:p>
+        </w:tc>
+        <w:tc>
+          <w:tcPr>
+            <w:tcW w:type="dxa" w:w="2892"/>
+            <w:tcMar>
+              <w:top w:type="dxa" w:w="60"/>
+              <w:left w:type="dxa" w:w="90"/>
+              <w:bottom w:type="dxa" w:w="60"/>
+              <w:right w:type="dxa" w:w="90"/>
+            </w:tcMar>
+            <w:vAlign w:val="center"/>
+          </w:tcPr>
+          <w:p>
+            <w:pPr>
+              <w:spacing w:after="20" w:before="20"/>
+              <w:jc w:val="left"/>
+            </w:pPr>
+            <w:r>
+              <w:rPr>
+                <w:rFonts w:ascii="맑은 고딕" w:cs="맑은 고딕" w:eastAsia="맑은 고딕" w:hAnsi="맑은 고딕"/>
+                <w:b w:val="false"/>
+                <w:bCs w:val="false"/>
+                <w:color w:val="000000"/>
+                <w:sz w:val="18"/>
+                <w:szCs w:val="18"/>
+              </w:rPr>
+              <w:t xml:space="preserve">IPS #5</w:t>
+            </w:r>
+          </w:p>
+        </w:tc>
+        <w:tc>
+          <w:tcPr>
+            <w:tcW w:type="dxa" w:w="1928"/>
+            <w:tcMar>
+              <w:top w:type="dxa" w:w="60"/>
+              <w:left w:type="dxa" w:w="90"/>
+              <w:bottom w:type="dxa" w:w="60"/>
+              <w:right w:type="dxa" w:w="90"/>
+            </w:tcMar>
+            <w:vAlign w:val="center"/>
+          </w:tcPr>
+          <w:p>
+            <w:pPr>
+              <w:spacing w:after="20" w:before="20"/>
+              <w:jc w:val="left"/>
+            </w:pPr>
+            <w:r>
+              <w:rPr>
+                <w:rFonts w:ascii="맑은 고딕" w:cs="맑은 고딕" w:eastAsia="맑은 고딕" w:hAnsi="맑은 고딕"/>
+                <w:b w:val="false"/>
+                <w:bCs w:val="false"/>
+                <w:color w:val="000000"/>
+                <w:sz w:val="18"/>
+                <w:szCs w:val="18"/>
+              </w:rPr>
+              <w:t xml:space="preserve">SNIPER ONE-i 5300 / 1</w:t>
+            </w:r>
+          </w:p>
+        </w:tc>
+        <w:tc>
+          <w:tcPr>
+            <w:tcW w:type="dxa" w:w="2603"/>
+            <w:tcMar>
+              <w:top w:type="dxa" w:w="60"/>
+              <w:left w:type="dxa" w:w="90"/>
+              <w:bottom w:type="dxa" w:w="60"/>
+              <w:right w:type="dxa" w:w="90"/>
+            </w:tcMar>
+            <w:vAlign w:val="center"/>
+          </w:tcPr>
+          <w:p>
+            <w:pPr>
+              <w:spacing w:after="20" w:before="20"/>
+              <w:jc w:val="left"/>
+            </w:pPr>
+            <w:r>
+              <w:rPr>
+                <w:rFonts w:ascii="맑은 고딕" w:cs="맑은 고딕" w:eastAsia="맑은 고딕" w:hAnsi="맑은 고딕"/>
+                <w:b w:val="false"/>
+                <w:bCs w:val="false"/>
+                <w:color w:val="000000"/>
+                <w:sz w:val="18"/>
+                <w:szCs w:val="18"/>
+              </w:rPr>
+              <w:t xml:space="preserve">아산시 일원</w:t>
+            </w:r>
+          </w:p>
+        </w:tc>
+        <w:tc>
+          <w:tcPr>
+            <w:tcW w:type="dxa" w:w="1541"/>
+            <w:tcMar>
+              <w:top w:type="dxa" w:w="60"/>
+              <w:left w:type="dxa" w:w="90"/>
+              <w:bottom w:type="dxa" w:w="60"/>
+              <w:right w:type="dxa" w:w="90"/>
+            </w:tcMar>
+            <w:vAlign w:val="center"/>
+          </w:tcPr>
+          <w:p>
+            <w:pPr>
+              <w:spacing w:after="20" w:before="20"/>
+              <w:jc w:val="center"/>
+            </w:pPr>
+            <w:r>
+              <w:rPr>
+                <w:rFonts w:ascii="맑은 고딕" w:cs="맑은 고딕" w:eastAsia="맑은 고딕" w:hAnsi="맑은 고딕"/>
+                <w:b w:val="false"/>
+                <w:bCs w:val="false"/>
+                <w:color w:val="000000"/>
+                <w:sz w:val="18"/>
+                <w:szCs w:val="18"/>
+              </w:rPr>
+              <w:t xml:space="preserve">AS-2026-0018</w:t>
+            </w:r>
+          </w:p>
+        </w:tc>
+      </w:tr>
+      <w:tr>
+        <w:tc>
+          <w:tcPr>
+            <w:tcW w:type="dxa" w:w="675"/>
+            <w:tcMar>
+              <w:top w:type="dxa" w:w="60"/>
+              <w:left w:type="dxa" w:w="90"/>
+              <w:bottom w:type="dxa" w:w="60"/>
+              <w:right w:type="dxa" w:w="90"/>
+            </w:tcMar>
+            <w:vAlign w:val="center"/>
+          </w:tcPr>
+          <w:p>
+            <w:pPr>
+              <w:spacing w:after="20" w:before="20"/>
+              <w:jc w:val="center"/>
+            </w:pPr>
+            <w:r>
+              <w:rPr>
+                <w:rFonts w:ascii="맑은 고딕" w:cs="맑은 고딕" w:eastAsia="맑은 고딕" w:hAnsi="맑은 고딕"/>
+                <w:b w:val="false"/>
+                <w:bCs w:val="false"/>
+                <w:color w:val="000000"/>
+                <w:sz w:val="18"/>
+                <w:szCs w:val="18"/>
+              </w:rPr>
+              <w:t xml:space="preserve">10</w:t>
+            </w:r>
+          </w:p>
+        </w:tc>
+        <w:tc>
+          <w:tcPr>
+            <w:tcW w:type="dxa" w:w="2892"/>
+            <w:tcMar>
+              <w:top w:type="dxa" w:w="60"/>
+              <w:left w:type="dxa" w:w="90"/>
+              <w:bottom w:type="dxa" w:w="60"/>
+              <w:right w:type="dxa" w:w="90"/>
+            </w:tcMar>
+            <w:vAlign w:val="center"/>
+          </w:tcPr>
+          <w:p>
+            <w:pPr>
+              <w:spacing w:after="20" w:before="20"/>
+              <w:jc w:val="left"/>
+            </w:pPr>
+            <w:r>
+              <w:rPr>
+                <w:rFonts w:ascii="맑은 고딕" w:cs="맑은 고딕" w:eastAsia="맑은 고딕" w:hAnsi="맑은 고딕"/>
+                <w:b w:val="false"/>
+                <w:bCs w:val="false"/>
+                <w:color w:val="000000"/>
+                <w:sz w:val="18"/>
+                <w:szCs w:val="18"/>
+              </w:rPr>
+              <w:t xml:space="preserve">백본스위치 QFX</w:t>
+            </w:r>
+          </w:p>
+        </w:tc>
+        <w:tc>
+          <w:tcPr>
+            <w:tcW w:type="dxa" w:w="1928"/>
+            <w:tcMar>
+              <w:top w:type="dxa" w:w="60"/>
+              <w:left w:type="dxa" w:w="90"/>
+              <w:bottom w:type="dxa" w:w="60"/>
+              <w:right w:type="dxa" w:w="90"/>
+            </w:tcMar>
+            <w:vAlign w:val="center"/>
+          </w:tcPr>
+          <w:p>
+            <w:pPr>
+              <w:spacing w:after="20" w:before="20"/>
+              <w:jc w:val="left"/>
+            </w:pPr>
+            <w:r>
+              <w:rPr>
+                <w:rFonts w:ascii="맑은 고딕" w:cs="맑은 고딕" w:eastAsia="맑은 고딕" w:hAnsi="맑은 고딕"/>
+                <w:b w:val="false"/>
+                <w:bCs w:val="false"/>
+                <w:color w:val="000000"/>
+                <w:sz w:val="18"/>
+                <w:szCs w:val="18"/>
+              </w:rPr>
+              <w:t xml:space="preserve">QFX5110-48S / 1</w:t>
+            </w:r>
+          </w:p>
+        </w:tc>
+        <w:tc>
+          <w:tcPr>
+            <w:tcW w:type="dxa" w:w="2603"/>
+            <w:tcMar>
+              <w:top w:type="dxa" w:w="60"/>
+              <w:left w:type="dxa" w:w="90"/>
+              <w:bottom w:type="dxa" w:w="60"/>
+              <w:right w:type="dxa" w:w="90"/>
+            </w:tcMar>
+            <w:vAlign w:val="center"/>
+          </w:tcPr>
+          <w:p>
+            <w:pPr>
+              <w:spacing w:after="20" w:before="20"/>
+              <w:jc w:val="left"/>
+            </w:pPr>
+            <w:r>
+              <w:rPr>
+                <w:rFonts w:ascii="맑은 고딕" w:cs="맑은 고딕" w:eastAsia="맑은 고딕" w:hAnsi="맑은 고딕"/>
+                <w:b w:val="false"/>
+                <w:bCs w:val="false"/>
+                <w:color w:val="000000"/>
+                <w:sz w:val="18"/>
+                <w:szCs w:val="18"/>
+              </w:rPr>
+              <w:t xml:space="preserve">아산시 일원</w:t>
+            </w:r>
+          </w:p>
+        </w:tc>
+        <w:tc>
+          <w:tcPr>
+            <w:tcW w:type="dxa" w:w="1541"/>
+            <w:tcMar>
+              <w:top w:type="dxa" w:w="60"/>
+              <w:left w:type="dxa" w:w="90"/>
+              <w:bottom w:type="dxa" w:w="60"/>
+              <w:right w:type="dxa" w:w="90"/>
+            </w:tcMar>
+            <w:vAlign w:val="center"/>
+          </w:tcPr>
+          <w:p>
+            <w:pPr>
+              <w:spacing w:after="20" w:before="20"/>
+              <w:jc w:val="center"/>
+            </w:pPr>
+            <w:r>
+              <w:rPr>
+                <w:rFonts w:ascii="맑은 고딕" w:cs="맑은 고딕" w:eastAsia="맑은 고딕" w:hAnsi="맑은 고딕"/>
+                <w:b w:val="false"/>
+                <w:bCs w:val="false"/>
+                <w:color w:val="000000"/>
+                <w:sz w:val="18"/>
+                <w:szCs w:val="18"/>
+              </w:rPr>
+              <w:t xml:space="preserve">AS-2026-0019</w:t>
+            </w:r>
+          </w:p>
+        </w:tc>
+      </w:tr>
+      <w:tr>
+        <w:tc>
+          <w:tcPr>
+            <w:tcW w:type="dxa" w:w="675"/>
+            <w:tcMar>
+              <w:top w:type="dxa" w:w="60"/>
+              <w:left w:type="dxa" w:w="90"/>
+              <w:bottom w:type="dxa" w:w="60"/>
+              <w:right w:type="dxa" w:w="90"/>
+            </w:tcMar>
+            <w:vAlign w:val="center"/>
+          </w:tcPr>
+          <w:p>
+            <w:pPr>
+              <w:spacing w:after="20" w:before="20"/>
+              <w:jc w:val="center"/>
+            </w:pPr>
+            <w:r>
+              <w:rPr>
+                <w:rFonts w:ascii="맑은 고딕" w:cs="맑은 고딕" w:eastAsia="맑은 고딕" w:hAnsi="맑은 고딕"/>
+                <w:b w:val="false"/>
+                <w:bCs w:val="false"/>
+                <w:color w:val="000000"/>
+                <w:sz w:val="18"/>
+                <w:szCs w:val="18"/>
+              </w:rPr>
+              <w:t xml:space="preserve">11</w:t>
+            </w:r>
+          </w:p>
+        </w:tc>
+        <w:tc>
+          <w:tcPr>
+            <w:tcW w:type="dxa" w:w="2892"/>
+            <w:tcMar>
+              <w:top w:type="dxa" w:w="60"/>
+              <w:left w:type="dxa" w:w="90"/>
+              <w:bottom w:type="dxa" w:w="60"/>
+              <w:right w:type="dxa" w:w="90"/>
+            </w:tcMar>
+            <w:vAlign w:val="center"/>
+          </w:tcPr>
+          <w:p>
+            <w:pPr>
+              <w:spacing w:after="20" w:before="20"/>
+              <w:jc w:val="left"/>
+            </w:pPr>
+            <w:r>
+              <w:rPr>
+                <w:rFonts w:ascii="맑은 고딕" w:cs="맑은 고딕" w:eastAsia="맑은 고딕" w:hAnsi="맑은 고딕"/>
+                <w:b w:val="false"/>
+                <w:bCs w:val="false"/>
+                <w:color w:val="000000"/>
+                <w:sz w:val="18"/>
+                <w:szCs w:val="18"/>
+              </w:rPr>
+              <w:t xml:space="preserve">DMZ스위치</w:t>
+            </w:r>
+          </w:p>
+        </w:tc>
+        <w:tc>
+          <w:tcPr>
+            <w:tcW w:type="dxa" w:w="1928"/>
+            <w:tcMar>
+              <w:top w:type="dxa" w:w="60"/>
+              <w:left w:type="dxa" w:w="90"/>
+              <w:bottom w:type="dxa" w:w="60"/>
+              <w:right w:type="dxa" w:w="90"/>
+            </w:tcMar>
+            <w:vAlign w:val="center"/>
+          </w:tcPr>
+          <w:p>
+            <w:pPr>
+              <w:spacing w:after="20" w:before="20"/>
+              <w:jc w:val="left"/>
+            </w:pPr>
+            <w:r>
+              <w:rPr>
+                <w:rFonts w:ascii="맑은 고딕" w:cs="맑은 고딕" w:eastAsia="맑은 고딕" w:hAnsi="맑은 고딕"/>
+                <w:b w:val="false"/>
+                <w:bCs w:val="false"/>
+                <w:color w:val="000000"/>
+                <w:sz w:val="18"/>
+                <w:szCs w:val="18"/>
+              </w:rPr>
+              <w:t xml:space="preserve">QFX5110-48S / 1</w:t>
+            </w:r>
+          </w:p>
+        </w:tc>
+        <w:tc>
+          <w:tcPr>
+            <w:tcW w:type="dxa" w:w="2603"/>
+            <w:tcMar>
+              <w:top w:type="dxa" w:w="60"/>
+              <w:left w:type="dxa" w:w="90"/>
+              <w:bottom w:type="dxa" w:w="60"/>
+              <w:right w:type="dxa" w:w="90"/>
+            </w:tcMar>
+            <w:vAlign w:val="center"/>
+          </w:tcPr>
+          <w:p>
+            <w:pPr>
+              <w:spacing w:after="20" w:before="20"/>
+              <w:jc w:val="left"/>
+            </w:pPr>
+            <w:r>
+              <w:rPr>
+                <w:rFonts w:ascii="맑은 고딕" w:cs="맑은 고딕" w:eastAsia="맑은 고딕" w:hAnsi="맑은 고딕"/>
+                <w:b w:val="false"/>
+                <w:bCs w:val="false"/>
+                <w:color w:val="000000"/>
+                <w:sz w:val="18"/>
+                <w:szCs w:val="18"/>
+              </w:rPr>
+              <w:t xml:space="preserve">아산시 일원</w:t>
+            </w:r>
+          </w:p>
+        </w:tc>
+        <w:tc>
+          <w:tcPr>
+            <w:tcW w:type="dxa" w:w="1541"/>
+            <w:tcMar>
+              <w:top w:type="dxa" w:w="60"/>
+              <w:left w:type="dxa" w:w="90"/>
+              <w:bottom w:type="dxa" w:w="60"/>
+              <w:right w:type="dxa" w:w="90"/>
+            </w:tcMar>
+            <w:vAlign w:val="center"/>
+          </w:tcPr>
+          <w:p>
+            <w:pPr>
+              <w:spacing w:after="20" w:before="20"/>
+              <w:jc w:val="center"/>
+            </w:pPr>
+            <w:r>
+              <w:rPr>
+                <w:rFonts w:ascii="맑은 고딕" w:cs="맑은 고딕" w:eastAsia="맑은 고딕" w:hAnsi="맑은 고딕"/>
+                <w:b w:val="false"/>
+                <w:bCs w:val="false"/>
+                <w:color w:val="000000"/>
+                <w:sz w:val="18"/>
+                <w:szCs w:val="18"/>
+              </w:rPr>
+              <w:t xml:space="preserve">AS-2026-0020</w:t>
+            </w:r>
+          </w:p>
+        </w:tc>
+      </w:tr>
+      <w:tr>
+        <w:tc>
+          <w:tcPr>
+            <w:tcW w:type="dxa" w:w="675"/>
+            <w:tcMar>
+              <w:top w:type="dxa" w:w="60"/>
+              <w:left w:type="dxa" w:w="90"/>
+              <w:bottom w:type="dxa" w:w="60"/>
+              <w:right w:type="dxa" w:w="90"/>
+            </w:tcMar>
+            <w:vAlign w:val="center"/>
+          </w:tcPr>
+          <w:p>
+            <w:pPr>
+              <w:spacing w:after="20" w:before="20"/>
+              <w:jc w:val="center"/>
+            </w:pPr>
+            <w:r>
+              <w:rPr>
+                <w:rFonts w:ascii="맑은 고딕" w:cs="맑은 고딕" w:eastAsia="맑은 고딕" w:hAnsi="맑은 고딕"/>
+                <w:b w:val="false"/>
+                <w:bCs w:val="false"/>
+                <w:color w:val="000000"/>
+                <w:sz w:val="18"/>
+                <w:szCs w:val="18"/>
+              </w:rPr>
+              <w:t xml:space="preserve">12</w:t>
+            </w:r>
+          </w:p>
+        </w:tc>
+        <w:tc>
+          <w:tcPr>
+            <w:tcW w:type="dxa" w:w="2892"/>
+            <w:tcMar>
+              <w:top w:type="dxa" w:w="60"/>
+              <w:left w:type="dxa" w:w="90"/>
+              <w:bottom w:type="dxa" w:w="60"/>
+              <w:right w:type="dxa" w:w="90"/>
+            </w:tcMar>
+            <w:vAlign w:val="center"/>
+          </w:tcPr>
+          <w:p>
+            <w:pPr>
+              <w:spacing w:after="20" w:before="20"/>
+              <w:jc w:val="left"/>
+            </w:pPr>
+            <w:r>
+              <w:rPr>
+                <w:rFonts w:ascii="맑은 고딕" w:cs="맑은 고딕" w:eastAsia="맑은 고딕" w:hAnsi="맑은 고딕"/>
+                <w:b w:val="false"/>
+                <w:bCs w:val="false"/>
+                <w:color w:val="000000"/>
+                <w:sz w:val="18"/>
+                <w:szCs w:val="18"/>
+              </w:rPr>
+              <w:t xml:space="preserve">서비스망 백본스위치</w:t>
+            </w:r>
+          </w:p>
+        </w:tc>
+        <w:tc>
+          <w:tcPr>
+            <w:tcW w:type="dxa" w:w="1928"/>
+            <w:tcMar>
+              <w:top w:type="dxa" w:w="60"/>
+              <w:left w:type="dxa" w:w="90"/>
+              <w:bottom w:type="dxa" w:w="60"/>
+              <w:right w:type="dxa" w:w="90"/>
+            </w:tcMar>
+            <w:vAlign w:val="center"/>
+          </w:tcPr>
+          <w:p>
+            <w:pPr>
+              <w:spacing w:after="20" w:before="20"/>
+              <w:jc w:val="left"/>
+            </w:pPr>
+            <w:r>
+              <w:rPr>
+                <w:rFonts w:ascii="맑은 고딕" w:cs="맑은 고딕" w:eastAsia="맑은 고딕" w:hAnsi="맑은 고딕"/>
+                <w:b w:val="false"/>
+                <w:bCs w:val="false"/>
+                <w:color w:val="000000"/>
+                <w:sz w:val="18"/>
+                <w:szCs w:val="18"/>
+              </w:rPr>
+              <w:t xml:space="preserve">QFX5110-48S / 1</w:t>
+            </w:r>
+          </w:p>
+        </w:tc>
+        <w:tc>
+          <w:tcPr>
+            <w:tcW w:type="dxa" w:w="2603"/>
+            <w:tcMar>
+              <w:top w:type="dxa" w:w="60"/>
+              <w:left w:type="dxa" w:w="90"/>
+              <w:bottom w:type="dxa" w:w="60"/>
+              <w:right w:type="dxa" w:w="90"/>
+            </w:tcMar>
+            <w:vAlign w:val="center"/>
+          </w:tcPr>
+          <w:p>
+            <w:pPr>
+              <w:spacing w:after="20" w:before="20"/>
+              <w:jc w:val="left"/>
+            </w:pPr>
+            <w:r>
+              <w:rPr>
+                <w:rFonts w:ascii="맑은 고딕" w:cs="맑은 고딕" w:eastAsia="맑은 고딕" w:hAnsi="맑은 고딕"/>
+                <w:b w:val="false"/>
+                <w:bCs w:val="false"/>
+                <w:color w:val="000000"/>
+                <w:sz w:val="18"/>
+                <w:szCs w:val="18"/>
+              </w:rPr>
+              <w:t xml:space="preserve">아산시 일원</w:t>
+            </w:r>
+          </w:p>
+        </w:tc>
+        <w:tc>
+          <w:tcPr>
+            <w:tcW w:type="dxa" w:w="1541"/>
+            <w:tcMar>
+              <w:top w:type="dxa" w:w="60"/>
+              <w:left w:type="dxa" w:w="90"/>
+              <w:bottom w:type="dxa" w:w="60"/>
+              <w:right w:type="dxa" w:w="90"/>
+            </w:tcMar>
+            <w:vAlign w:val="center"/>
+          </w:tcPr>
+          <w:p>
+            <w:pPr>
+              <w:spacing w:after="20" w:before="20"/>
+              <w:jc w:val="center"/>
+            </w:pPr>
+            <w:r>
+              <w:rPr>
+                <w:rFonts w:ascii="맑은 고딕" w:cs="맑은 고딕" w:eastAsia="맑은 고딕" w:hAnsi="맑은 고딕"/>
+                <w:b w:val="false"/>
+                <w:bCs w:val="false"/>
+                <w:color w:val="000000"/>
+                <w:sz w:val="18"/>
+                <w:szCs w:val="18"/>
+              </w:rPr>
+              <w:t xml:space="preserve">AS-2026-0021</w:t>
+            </w:r>
+          </w:p>
+        </w:tc>
+      </w:tr>
+      <w:tr>
+        <w:tc>
+          <w:tcPr>
+            <w:tcW w:type="dxa" w:w="675"/>
+            <w:tcMar>
+              <w:top w:type="dxa" w:w="60"/>
+              <w:left w:type="dxa" w:w="90"/>
+              <w:bottom w:type="dxa" w:w="60"/>
+              <w:right w:type="dxa" w:w="90"/>
+            </w:tcMar>
+            <w:vAlign w:val="center"/>
+          </w:tcPr>
+          <w:p>
+            <w:pPr>
+              <w:spacing w:after="20" w:before="20"/>
+              <w:jc w:val="center"/>
+            </w:pPr>
+            <w:r>
+              <w:rPr>
+                <w:rFonts w:ascii="맑은 고딕" w:cs="맑은 고딕" w:eastAsia="맑은 고딕" w:hAnsi="맑은 고딕"/>
+                <w:b w:val="false"/>
+                <w:bCs w:val="false"/>
+                <w:color w:val="000000"/>
+                <w:sz w:val="18"/>
+                <w:szCs w:val="18"/>
+              </w:rPr>
+              <w:t xml:space="preserve">13</w:t>
+            </w:r>
+          </w:p>
+        </w:tc>
+        <w:tc>
+          <w:tcPr>
+            <w:tcW w:type="dxa" w:w="2892"/>
+            <w:tcMar>
+              <w:top w:type="dxa" w:w="60"/>
+              <w:left w:type="dxa" w:w="90"/>
+              <w:bottom w:type="dxa" w:w="60"/>
+              <w:right w:type="dxa" w:w="90"/>
+            </w:tcMar>
+            <w:vAlign w:val="center"/>
+          </w:tcPr>
+          <w:p>
+            <w:pPr>
+              <w:spacing w:after="20" w:before="20"/>
+              <w:jc w:val="left"/>
+            </w:pPr>
+            <w:r>
+              <w:rPr>
+                <w:rFonts w:ascii="맑은 고딕" w:cs="맑은 고딕" w:eastAsia="맑은 고딕" w:hAnsi="맑은 고딕"/>
+                <w:b w:val="false"/>
+                <w:bCs w:val="false"/>
+                <w:color w:val="000000"/>
+                <w:sz w:val="18"/>
+                <w:szCs w:val="18"/>
+              </w:rPr>
+              <w:t xml:space="preserve">ToR스위치</w:t>
+            </w:r>
+          </w:p>
+        </w:tc>
+        <w:tc>
+          <w:tcPr>
+            <w:tcW w:type="dxa" w:w="1928"/>
+            <w:tcMar>
+              <w:top w:type="dxa" w:w="60"/>
+              <w:left w:type="dxa" w:w="90"/>
+              <w:bottom w:type="dxa" w:w="60"/>
+              <w:right w:type="dxa" w:w="90"/>
+            </w:tcMar>
+            <w:vAlign w:val="center"/>
+          </w:tcPr>
+          <w:p>
+            <w:pPr>
+              <w:spacing w:after="20" w:before="20"/>
+              <w:jc w:val="left"/>
+            </w:pPr>
+            <w:r>
+              <w:rPr>
+                <w:rFonts w:ascii="맑은 고딕" w:cs="맑은 고딕" w:eastAsia="맑은 고딕" w:hAnsi="맑은 고딕"/>
+                <w:b w:val="false"/>
+                <w:bCs w:val="false"/>
+                <w:color w:val="000000"/>
+                <w:sz w:val="18"/>
+                <w:szCs w:val="18"/>
+              </w:rPr>
+              <w:t xml:space="preserve">QFX5110-48S / 1</w:t>
+            </w:r>
+          </w:p>
+        </w:tc>
+        <w:tc>
+          <w:tcPr>
+            <w:tcW w:type="dxa" w:w="2603"/>
+            <w:tcMar>
+              <w:top w:type="dxa" w:w="60"/>
+              <w:left w:type="dxa" w:w="90"/>
+              <w:bottom w:type="dxa" w:w="60"/>
+              <w:right w:type="dxa" w:w="90"/>
+            </w:tcMar>
+            <w:vAlign w:val="center"/>
+          </w:tcPr>
+          <w:p>
+            <w:pPr>
+              <w:spacing w:after="20" w:before="20"/>
+              <w:jc w:val="left"/>
+            </w:pPr>
+            <w:r>
+              <w:rPr>
+                <w:rFonts w:ascii="맑은 고딕" w:cs="맑은 고딕" w:eastAsia="맑은 고딕" w:hAnsi="맑은 고딕"/>
+                <w:b w:val="false"/>
+                <w:bCs w:val="false"/>
+                <w:color w:val="000000"/>
+                <w:sz w:val="18"/>
+                <w:szCs w:val="18"/>
+              </w:rPr>
+              <w:t xml:space="preserve">아산시 일원</w:t>
+            </w:r>
+          </w:p>
+        </w:tc>
+        <w:tc>
+          <w:tcPr>
+            <w:tcW w:type="dxa" w:w="1541"/>
+            <w:tcMar>
+              <w:top w:type="dxa" w:w="60"/>
+              <w:left w:type="dxa" w:w="90"/>
+              <w:bottom w:type="dxa" w:w="60"/>
+              <w:right w:type="dxa" w:w="90"/>
+            </w:tcMar>
+            <w:vAlign w:val="center"/>
+          </w:tcPr>
+          <w:p>
+            <w:pPr>
+              <w:spacing w:after="20" w:before="20"/>
+              <w:jc w:val="center"/>
+            </w:pPr>
+            <w:r>
+              <w:rPr>
+                <w:rFonts w:ascii="맑은 고딕" w:cs="맑은 고딕" w:eastAsia="맑은 고딕" w:hAnsi="맑은 고딕"/>
+                <w:b w:val="false"/>
+                <w:bCs w:val="false"/>
+                <w:color w:val="000000"/>
+                <w:sz w:val="18"/>
+                <w:szCs w:val="18"/>
+              </w:rPr>
+              <w:t xml:space="preserve">AS-2026-0022</w:t>
+            </w:r>
+          </w:p>
+        </w:tc>
+      </w:tr>
+      <w:tr>
+        <w:tc>
+          <w:tcPr>
+            <w:tcW w:type="dxa" w:w="675"/>
+            <w:tcMar>
+              <w:top w:type="dxa" w:w="60"/>
+              <w:left w:type="dxa" w:w="90"/>
+              <w:bottom w:type="dxa" w:w="60"/>
+              <w:right w:type="dxa" w:w="90"/>
+            </w:tcMar>
+            <w:vAlign w:val="center"/>
+          </w:tcPr>
+          <w:p>
+            <w:pPr>
+              <w:spacing w:after="20" w:before="20"/>
+              <w:jc w:val="center"/>
+            </w:pPr>
+            <w:r>
+              <w:rPr>
+                <w:rFonts w:ascii="맑은 고딕" w:cs="맑은 고딕" w:eastAsia="맑은 고딕" w:hAnsi="맑은 고딕"/>
+                <w:b w:val="false"/>
+                <w:bCs w:val="false"/>
+                <w:color w:val="000000"/>
+                <w:sz w:val="18"/>
+                <w:szCs w:val="18"/>
+              </w:rPr>
+              <w:t xml:space="preserve">14</w:t>
+            </w:r>
+          </w:p>
+        </w:tc>
+        <w:tc>
+          <w:tcPr>
+            <w:tcW w:type="dxa" w:w="2892"/>
+            <w:tcMar>
+              <w:top w:type="dxa" w:w="60"/>
+              <w:left w:type="dxa" w:w="90"/>
+              <w:bottom w:type="dxa" w:w="60"/>
+              <w:right w:type="dxa" w:w="90"/>
+            </w:tcMar>
+            <w:vAlign w:val="center"/>
+          </w:tcPr>
+          <w:p>
+            <w:pPr>
+              <w:spacing w:after="20" w:before="20"/>
+              <w:jc w:val="left"/>
+            </w:pPr>
+            <w:r>
+              <w:rPr>
+                <w:rFonts w:ascii="맑은 고딕" w:cs="맑은 고딕" w:eastAsia="맑은 고딕" w:hAnsi="맑은 고딕"/>
+                <w:b w:val="false"/>
+                <w:bCs w:val="false"/>
+                <w:color w:val="000000"/>
+                <w:sz w:val="18"/>
+                <w:szCs w:val="18"/>
+              </w:rPr>
+              <w:t xml:space="preserve">방화벽 Axgate</w:t>
+            </w:r>
+          </w:p>
+        </w:tc>
+        <w:tc>
+          <w:tcPr>
+            <w:tcW w:type="dxa" w:w="1928"/>
+            <w:tcMar>
+              <w:top w:type="dxa" w:w="60"/>
+              <w:left w:type="dxa" w:w="90"/>
+              <w:bottom w:type="dxa" w:w="60"/>
+              <w:right w:type="dxa" w:w="90"/>
+            </w:tcMar>
+            <w:vAlign w:val="center"/>
+          </w:tcPr>
+          <w:p>
+            <w:pPr>
+              <w:spacing w:after="20" w:before="20"/>
+              <w:jc w:val="left"/>
+            </w:pPr>
+            <w:r>
+              <w:rPr>
+                <w:rFonts w:ascii="맑은 고딕" w:cs="맑은 고딕" w:eastAsia="맑은 고딕" w:hAnsi="맑은 고딕"/>
+                <w:b w:val="false"/>
+                <w:bCs w:val="false"/>
+                <w:color w:val="000000"/>
+                <w:sz w:val="18"/>
+                <w:szCs w:val="18"/>
+              </w:rPr>
+              <w:t xml:space="preserve">Axgate 2300S / 1</w:t>
+            </w:r>
+          </w:p>
+        </w:tc>
+        <w:tc>
+          <w:tcPr>
+            <w:tcW w:type="dxa" w:w="2603"/>
+            <w:tcMar>
+              <w:top w:type="dxa" w:w="60"/>
+              <w:left w:type="dxa" w:w="90"/>
+              <w:bottom w:type="dxa" w:w="60"/>
+              <w:right w:type="dxa" w:w="90"/>
+            </w:tcMar>
+            <w:vAlign w:val="center"/>
+          </w:tcPr>
+          <w:p>
+            <w:pPr>
+              <w:spacing w:after="20" w:before="20"/>
+              <w:jc w:val="left"/>
+            </w:pPr>
+            <w:r>
+              <w:rPr>
+                <w:rFonts w:ascii="맑은 고딕" w:cs="맑은 고딕" w:eastAsia="맑은 고딕" w:hAnsi="맑은 고딕"/>
+                <w:b w:val="false"/>
+                <w:bCs w:val="false"/>
+                <w:color w:val="000000"/>
+                <w:sz w:val="18"/>
+                <w:szCs w:val="18"/>
+              </w:rPr>
+              <w:t xml:space="preserve">아산시 일원</w:t>
+            </w:r>
+          </w:p>
+        </w:tc>
+        <w:tc>
+          <w:tcPr>
+            <w:tcW w:type="dxa" w:w="1541"/>
+            <w:tcMar>
+              <w:top w:type="dxa" w:w="60"/>
+              <w:left w:type="dxa" w:w="90"/>
+              <w:bottom w:type="dxa" w:w="60"/>
+              <w:right w:type="dxa" w:w="90"/>
+            </w:tcMar>
+            <w:vAlign w:val="center"/>
+          </w:tcPr>
+          <w:p>
+            <w:pPr>
+              <w:spacing w:after="20" w:before="20"/>
+              <w:jc w:val="center"/>
+            </w:pPr>
+            <w:r>
+              <w:rPr>
+                <w:rFonts w:ascii="맑은 고딕" w:cs="맑은 고딕" w:eastAsia="맑은 고딕" w:hAnsi="맑은 고딕"/>
+                <w:b w:val="false"/>
+                <w:bCs w:val="false"/>
+                <w:color w:val="000000"/>
+                <w:sz w:val="18"/>
+                <w:szCs w:val="18"/>
+              </w:rPr>
+              <w:t xml:space="preserve">AS-2026-0023</w:t>
+            </w:r>
+          </w:p>
+        </w:tc>
+      </w:tr>
+      <w:tr>
+        <w:tc>
+          <w:tcPr>
+            <w:tcW w:type="dxa" w:w="675"/>
+            <w:tcMar>
+              <w:top w:type="dxa" w:w="60"/>
+              <w:left w:type="dxa" w:w="90"/>
+              <w:bottom w:type="dxa" w:w="60"/>
+              <w:right w:type="dxa" w:w="90"/>
+            </w:tcMar>
+            <w:vAlign w:val="center"/>
+          </w:tcPr>
+          <w:p>
+            <w:pPr>
+              <w:spacing w:after="20" w:before="20"/>
+              <w:jc w:val="center"/>
+            </w:pPr>
+            <w:r>
+              <w:rPr>
+                <w:rFonts w:ascii="맑은 고딕" w:cs="맑은 고딕" w:eastAsia="맑은 고딕" w:hAnsi="맑은 고딕"/>
+                <w:b w:val="false"/>
+                <w:bCs w:val="false"/>
+                <w:color w:val="000000"/>
+                <w:sz w:val="18"/>
+                <w:szCs w:val="18"/>
+              </w:rPr>
+              <w:t xml:space="preserve">15</w:t>
+            </w:r>
+          </w:p>
+        </w:tc>
+        <w:tc>
+          <w:tcPr>
+            <w:tcW w:type="dxa" w:w="2892"/>
+            <w:tcMar>
+              <w:top w:type="dxa" w:w="60"/>
+              <w:left w:type="dxa" w:w="90"/>
+              <w:bottom w:type="dxa" w:w="60"/>
+              <w:right w:type="dxa" w:w="90"/>
+            </w:tcMar>
+            <w:vAlign w:val="center"/>
+          </w:tcPr>
+          <w:p>
+            <w:pPr>
+              <w:spacing w:after="20" w:before="20"/>
+              <w:jc w:val="left"/>
+            </w:pPr>
+            <w:r>
+              <w:rPr>
+                <w:rFonts w:ascii="맑은 고딕" w:cs="맑은 고딕" w:eastAsia="맑은 고딕" w:hAnsi="맑은 고딕"/>
+                <w:b w:val="false"/>
+                <w:bCs w:val="false"/>
+                <w:color w:val="000000"/>
+                <w:sz w:val="18"/>
+                <w:szCs w:val="18"/>
+              </w:rPr>
+              <w:t xml:space="preserve">인증서버</w:t>
+            </w:r>
+          </w:p>
+        </w:tc>
+        <w:tc>
+          <w:tcPr>
+            <w:tcW w:type="dxa" w:w="1928"/>
+            <w:tcMar>
+              <w:top w:type="dxa" w:w="60"/>
+              <w:left w:type="dxa" w:w="90"/>
+              <w:bottom w:type="dxa" w:w="60"/>
+              <w:right w:type="dxa" w:w="90"/>
+            </w:tcMar>
+            <w:vAlign w:val="center"/>
+          </w:tcPr>
+          <w:p>
+            <w:pPr>
+              <w:spacing w:after="20" w:before="20"/>
+              <w:jc w:val="left"/>
+            </w:pPr>
+            <w:r>
+              <w:rPr>
+                <w:rFonts w:ascii="맑은 고딕" w:cs="맑은 고딕" w:eastAsia="맑은 고딕" w:hAnsi="맑은 고딕"/>
+                <w:b w:val="false"/>
+                <w:bCs w:val="false"/>
+                <w:color w:val="000000"/>
+                <w:sz w:val="18"/>
+                <w:szCs w:val="18"/>
+              </w:rPr>
+              <w:t xml:space="preserve">AirFRONT G1K / 1</w:t>
+            </w:r>
+          </w:p>
+        </w:tc>
+        <w:tc>
+          <w:tcPr>
+            <w:tcW w:type="dxa" w:w="2603"/>
+            <w:tcMar>
+              <w:top w:type="dxa" w:w="60"/>
+              <w:left w:type="dxa" w:w="90"/>
+              <w:bottom w:type="dxa" w:w="60"/>
+              <w:right w:type="dxa" w:w="90"/>
+            </w:tcMar>
+            <w:vAlign w:val="center"/>
+          </w:tcPr>
+          <w:p>
+            <w:pPr>
+              <w:spacing w:after="20" w:before="20"/>
+              <w:jc w:val="left"/>
+            </w:pPr>
+            <w:r>
+              <w:rPr>
+                <w:rFonts w:ascii="맑은 고딕" w:cs="맑은 고딕" w:eastAsia="맑은 고딕" w:hAnsi="맑은 고딕"/>
+                <w:b w:val="false"/>
+                <w:bCs w:val="false"/>
+                <w:color w:val="000000"/>
+                <w:sz w:val="18"/>
+                <w:szCs w:val="18"/>
+              </w:rPr>
+              <w:t xml:space="preserve">아산시 일원</w:t>
+            </w:r>
+          </w:p>
+        </w:tc>
+        <w:tc>
+          <w:tcPr>
+            <w:tcW w:type="dxa" w:w="1541"/>
+            <w:tcMar>
+              <w:top w:type="dxa" w:w="60"/>
+              <w:left w:type="dxa" w:w="90"/>
+              <w:bottom w:type="dxa" w:w="60"/>
+              <w:right w:type="dxa" w:w="90"/>
+            </w:tcMar>
+            <w:vAlign w:val="center"/>
+          </w:tcPr>
+          <w:p>
+            <w:pPr>
+              <w:spacing w:after="20" w:before="20"/>
+              <w:jc w:val="center"/>
+            </w:pPr>
+            <w:r>
+              <w:rPr>
+                <w:rFonts w:ascii="맑은 고딕" w:cs="맑은 고딕" w:eastAsia="맑은 고딕" w:hAnsi="맑은 고딕"/>
+                <w:b w:val="false"/>
+                <w:bCs w:val="false"/>
+                <w:color w:val="000000"/>
+                <w:sz w:val="18"/>
+                <w:szCs w:val="18"/>
+              </w:rPr>
+              <w:t xml:space="preserve">AS-2026-0024</w:t>
+            </w:r>
+          </w:p>
+        </w:tc>
+      </w:tr>
+      <w:tr>
+        <w:tc>
+          <w:tcPr>
+            <w:tcW w:type="dxa" w:w="675"/>
+            <w:tcMar>
+              <w:top w:type="dxa" w:w="60"/>
+              <w:left w:type="dxa" w:w="90"/>
+              <w:bottom w:type="dxa" w:w="60"/>
+              <w:right w:type="dxa" w:w="90"/>
+            </w:tcMar>
+            <w:vAlign w:val="center"/>
+          </w:tcPr>
+          <w:p>
+            <w:pPr>
+              <w:spacing w:after="20" w:before="20"/>
+              <w:jc w:val="center"/>
+            </w:pPr>
+            <w:r>
+              <w:rPr>
+                <w:rFonts w:ascii="맑은 고딕" w:cs="맑은 고딕" w:eastAsia="맑은 고딕" w:hAnsi="맑은 고딕"/>
+                <w:b w:val="false"/>
+                <w:bCs w:val="false"/>
+                <w:color w:val="000000"/>
+                <w:sz w:val="18"/>
+                <w:szCs w:val="18"/>
+              </w:rPr>
+              <w:t xml:space="preserve">16</w:t>
+            </w:r>
+          </w:p>
+        </w:tc>
+        <w:tc>
+          <w:tcPr>
+            <w:tcW w:type="dxa" w:w="2892"/>
+            <w:tcMar>
+              <w:top w:type="dxa" w:w="60"/>
+              <w:left w:type="dxa" w:w="90"/>
+              <w:bottom w:type="dxa" w:w="60"/>
+              <w:right w:type="dxa" w:w="90"/>
+            </w:tcMar>
+            <w:vAlign w:val="center"/>
+          </w:tcPr>
+          <w:p>
+            <w:pPr>
+              <w:spacing w:after="20" w:before="20"/>
+              <w:jc w:val="left"/>
+            </w:pPr>
+            <w:r>
+              <w:rPr>
+                <w:rFonts w:ascii="맑은 고딕" w:cs="맑은 고딕" w:eastAsia="맑은 고딕" w:hAnsi="맑은 고딕"/>
+                <w:b w:val="false"/>
+                <w:bCs w:val="false"/>
+                <w:color w:val="000000"/>
+                <w:sz w:val="18"/>
+                <w:szCs w:val="18"/>
+              </w:rPr>
+              <w:t xml:space="preserve">L4 스위치</w:t>
+            </w:r>
+          </w:p>
+        </w:tc>
+        <w:tc>
+          <w:tcPr>
+            <w:tcW w:type="dxa" w:w="1928"/>
+            <w:tcMar>
+              <w:top w:type="dxa" w:w="60"/>
+              <w:left w:type="dxa" w:w="90"/>
+              <w:bottom w:type="dxa" w:w="60"/>
+              <w:right w:type="dxa" w:w="90"/>
+            </w:tcMar>
+            <w:vAlign w:val="center"/>
+          </w:tcPr>
+          <w:p>
+            <w:pPr>
+              <w:spacing w:after="20" w:before="20"/>
+              <w:jc w:val="left"/>
+            </w:pPr>
+            <w:r>
+              <w:rPr>
+                <w:rFonts w:ascii="맑은 고딕" w:cs="맑은 고딕" w:eastAsia="맑은 고딕" w:hAnsi="맑은 고딕"/>
+                <w:b w:val="false"/>
+                <w:bCs w:val="false"/>
+                <w:color w:val="000000"/>
+                <w:sz w:val="18"/>
+                <w:szCs w:val="18"/>
+              </w:rPr>
+              <w:t xml:space="preserve">PAS-K1800 / 1</w:t>
+            </w:r>
+          </w:p>
+        </w:tc>
+        <w:tc>
+          <w:tcPr>
+            <w:tcW w:type="dxa" w:w="2603"/>
+            <w:tcMar>
+              <w:top w:type="dxa" w:w="60"/>
+              <w:left w:type="dxa" w:w="90"/>
+              <w:bottom w:type="dxa" w:w="60"/>
+              <w:right w:type="dxa" w:w="90"/>
+            </w:tcMar>
+            <w:vAlign w:val="center"/>
+          </w:tcPr>
+          <w:p>
+            <w:pPr>
+              <w:spacing w:after="20" w:before="20"/>
+              <w:jc w:val="left"/>
+            </w:pPr>
+            <w:r>
+              <w:rPr>
+                <w:rFonts w:ascii="맑은 고딕" w:cs="맑은 고딕" w:eastAsia="맑은 고딕" w:hAnsi="맑은 고딕"/>
+                <w:b w:val="false"/>
+                <w:bCs w:val="false"/>
+                <w:color w:val="000000"/>
+                <w:sz w:val="18"/>
+                <w:szCs w:val="18"/>
+              </w:rPr>
+              <w:t xml:space="preserve">아산시 일원</w:t>
+            </w:r>
+          </w:p>
+        </w:tc>
+        <w:tc>
+          <w:tcPr>
+            <w:tcW w:type="dxa" w:w="1541"/>
+            <w:tcMar>
+              <w:top w:type="dxa" w:w="60"/>
+              <w:left w:type="dxa" w:w="90"/>
+              <w:bottom w:type="dxa" w:w="60"/>
+              <w:right w:type="dxa" w:w="90"/>
+            </w:tcMar>
+            <w:vAlign w:val="center"/>
+          </w:tcPr>
+          <w:p>
+            <w:pPr>
+              <w:spacing w:after="20" w:before="20"/>
+              <w:jc w:val="center"/>
+            </w:pPr>
+            <w:r>
+              <w:rPr>
+                <w:rFonts w:ascii="맑은 고딕" w:cs="맑은 고딕" w:eastAsia="맑은 고딕" w:hAnsi="맑은 고딕"/>
+                <w:b w:val="false"/>
+                <w:bCs w:val="false"/>
+                <w:color w:val="000000"/>
+                <w:sz w:val="18"/>
+                <w:szCs w:val="18"/>
+              </w:rPr>
+              <w:t xml:space="preserve">AS-2026-0026</w:t>
+            </w:r>
+          </w:p>
+        </w:tc>
+      </w:tr>
+      <w:tr>
+        <w:tc>
+          <w:tcPr>
+            <w:tcW w:type="dxa" w:w="675"/>
+            <w:tcMar>
+              <w:top w:type="dxa" w:w="60"/>
+              <w:left w:type="dxa" w:w="90"/>
+              <w:bottom w:type="dxa" w:w="60"/>
+              <w:right w:type="dxa" w:w="90"/>
+            </w:tcMar>
+            <w:vAlign w:val="center"/>
+          </w:tcPr>
+          <w:p>
+            <w:pPr>
+              <w:spacing w:after="20" w:before="20"/>
+              <w:jc w:val="center"/>
+            </w:pPr>
+            <w:r>
+              <w:rPr>
+                <w:rFonts w:ascii="맑은 고딕" w:cs="맑은 고딕" w:eastAsia="맑은 고딕" w:hAnsi="맑은 고딕"/>
+                <w:b w:val="false"/>
+                <w:bCs w:val="false"/>
+                <w:color w:val="000000"/>
+                <w:sz w:val="18"/>
+                <w:szCs w:val="18"/>
+              </w:rPr>
+              <w:t xml:space="preserve">17</w:t>
+            </w:r>
+          </w:p>
+        </w:tc>
+        <w:tc>
+          <w:tcPr>
+            <w:tcW w:type="dxa" w:w="2892"/>
+            <w:tcMar>
+              <w:top w:type="dxa" w:w="60"/>
+              <w:left w:type="dxa" w:w="90"/>
+              <w:bottom w:type="dxa" w:w="60"/>
+              <w:right w:type="dxa" w:w="90"/>
+            </w:tcMar>
+            <w:vAlign w:val="center"/>
+          </w:tcPr>
+          <w:p>
+            <w:pPr>
+              <w:spacing w:after="20" w:before="20"/>
+              <w:jc w:val="left"/>
+            </w:pPr>
+            <w:r>
+              <w:rPr>
+                <w:rFonts w:ascii="맑은 고딕" w:cs="맑은 고딕" w:eastAsia="맑은 고딕" w:hAnsi="맑은 고딕"/>
+                <w:b w:val="false"/>
+                <w:bCs w:val="false"/>
+                <w:color w:val="000000"/>
+                <w:sz w:val="18"/>
+                <w:szCs w:val="18"/>
+              </w:rPr>
+              <w:t xml:space="preserve">웹방화벽</w:t>
+            </w:r>
+          </w:p>
+        </w:tc>
+        <w:tc>
+          <w:tcPr>
+            <w:tcW w:type="dxa" w:w="1928"/>
+            <w:tcMar>
+              <w:top w:type="dxa" w:w="60"/>
+              <w:left w:type="dxa" w:w="90"/>
+              <w:bottom w:type="dxa" w:w="60"/>
+              <w:right w:type="dxa" w:w="90"/>
+            </w:tcMar>
+            <w:vAlign w:val="center"/>
+          </w:tcPr>
+          <w:p>
+            <w:pPr>
+              <w:spacing w:after="20" w:before="20"/>
+              <w:jc w:val="left"/>
+            </w:pPr>
+            <w:r>
+              <w:rPr>
+                <w:rFonts w:ascii="맑은 고딕" w:cs="맑은 고딕" w:eastAsia="맑은 고딕" w:hAnsi="맑은 고딕"/>
+                <w:b w:val="false"/>
+                <w:bCs w:val="false"/>
+                <w:color w:val="000000"/>
+                <w:sz w:val="18"/>
+                <w:szCs w:val="18"/>
+              </w:rPr>
+              <w:t xml:space="preserve">WEBFRONT-K1800 / 1</w:t>
+            </w:r>
+          </w:p>
+        </w:tc>
+        <w:tc>
+          <w:tcPr>
+            <w:tcW w:type="dxa" w:w="2603"/>
+            <w:tcMar>
+              <w:top w:type="dxa" w:w="60"/>
+              <w:left w:type="dxa" w:w="90"/>
+              <w:bottom w:type="dxa" w:w="60"/>
+              <w:right w:type="dxa" w:w="90"/>
+            </w:tcMar>
+            <w:vAlign w:val="center"/>
+          </w:tcPr>
+          <w:p>
+            <w:pPr>
+              <w:spacing w:after="20" w:before="20"/>
+              <w:jc w:val="left"/>
+            </w:pPr>
+            <w:r>
+              <w:rPr>
+                <w:rFonts w:ascii="맑은 고딕" w:cs="맑은 고딕" w:eastAsia="맑은 고딕" w:hAnsi="맑은 고딕"/>
+                <w:b w:val="false"/>
+                <w:bCs w:val="false"/>
+                <w:color w:val="000000"/>
+                <w:sz w:val="18"/>
+                <w:szCs w:val="18"/>
+              </w:rPr>
+              <w:t xml:space="preserve">아산시 일원</w:t>
+            </w:r>
+          </w:p>
+        </w:tc>
+        <w:tc>
+          <w:tcPr>
+            <w:tcW w:type="dxa" w:w="1541"/>
+            <w:tcMar>
+              <w:top w:type="dxa" w:w="60"/>
+              <w:left w:type="dxa" w:w="90"/>
+              <w:bottom w:type="dxa" w:w="60"/>
+              <w:right w:type="dxa" w:w="90"/>
+            </w:tcMar>
+            <w:vAlign w:val="center"/>
+          </w:tcPr>
+          <w:p>
+            <w:pPr>
+              <w:spacing w:after="20" w:before="20"/>
+              <w:jc w:val="center"/>
+            </w:pPr>
+            <w:r>
+              <w:rPr>
+                <w:rFonts w:ascii="맑은 고딕" w:cs="맑은 고딕" w:eastAsia="맑은 고딕" w:hAnsi="맑은 고딕"/>
+                <w:b w:val="false"/>
+                <w:bCs w:val="false"/>
+                <w:color w:val="000000"/>
+                <w:sz w:val="18"/>
+                <w:szCs w:val="18"/>
+              </w:rPr>
+              <w:t xml:space="preserve">AS-2026-0027</w:t>
+            </w:r>
+          </w:p>
+        </w:tc>
+      </w:tr>
+      <w:tr>
+        <w:tc>
+          <w:tcPr>
+            <w:tcW w:type="dxa" w:w="675"/>
+            <w:tcMar>
+              <w:top w:type="dxa" w:w="60"/>
+              <w:left w:type="dxa" w:w="90"/>
+              <w:bottom w:type="dxa" w:w="60"/>
+              <w:right w:type="dxa" w:w="90"/>
+            </w:tcMar>
+            <w:vAlign w:val="center"/>
+          </w:tcPr>
+          <w:p>
+            <w:pPr>
+              <w:spacing w:after="20" w:before="20"/>
+              <w:jc w:val="center"/>
+            </w:pPr>
+            <w:r>
+              <w:rPr>
+                <w:rFonts w:ascii="맑은 고딕" w:cs="맑은 고딕" w:eastAsia="맑은 고딕" w:hAnsi="맑은 고딕"/>
+                <w:b w:val="false"/>
+                <w:bCs w:val="false"/>
+                <w:color w:val="000000"/>
+                <w:sz w:val="18"/>
+                <w:szCs w:val="18"/>
+              </w:rPr>
+              <w:t xml:space="preserve">18</w:t>
+            </w:r>
+          </w:p>
+        </w:tc>
+        <w:tc>
+          <w:tcPr>
+            <w:tcW w:type="dxa" w:w="2892"/>
+            <w:tcMar>
+              <w:top w:type="dxa" w:w="60"/>
+              <w:left w:type="dxa" w:w="90"/>
+              <w:bottom w:type="dxa" w:w="60"/>
+              <w:right w:type="dxa" w:w="90"/>
+            </w:tcMar>
+            <w:vAlign w:val="center"/>
+          </w:tcPr>
+          <w:p>
+            <w:pPr>
+              <w:spacing w:after="20" w:before="20"/>
+              <w:jc w:val="left"/>
+            </w:pPr>
+            <w:r>
+              <w:rPr>
+                <w:rFonts w:ascii="맑은 고딕" w:cs="맑은 고딕" w:eastAsia="맑은 고딕" w:hAnsi="맑은 고딕"/>
+                <w:b w:val="false"/>
+                <w:bCs w:val="false"/>
+                <w:color w:val="000000"/>
+                <w:sz w:val="18"/>
+                <w:szCs w:val="18"/>
+              </w:rPr>
+              <w:t xml:space="preserve">L3 스위치</w:t>
+            </w:r>
+          </w:p>
+        </w:tc>
+        <w:tc>
+          <w:tcPr>
+            <w:tcW w:type="dxa" w:w="1928"/>
+            <w:tcMar>
+              <w:top w:type="dxa" w:w="60"/>
+              <w:left w:type="dxa" w:w="90"/>
+              <w:bottom w:type="dxa" w:w="60"/>
+              <w:right w:type="dxa" w:w="90"/>
+            </w:tcMar>
+            <w:vAlign w:val="center"/>
+          </w:tcPr>
+          <w:p>
+            <w:pPr>
+              <w:spacing w:after="20" w:before="20"/>
+              <w:jc w:val="left"/>
+            </w:pPr>
+            <w:r>
+              <w:rPr>
+                <w:rFonts w:ascii="맑은 고딕" w:cs="맑은 고딕" w:eastAsia="맑은 고딕" w:hAnsi="맑은 고딕"/>
+                <w:b w:val="false"/>
+                <w:bCs w:val="false"/>
+                <w:color w:val="000000"/>
+                <w:sz w:val="18"/>
+                <w:szCs w:val="18"/>
+              </w:rPr>
+              <w:t xml:space="preserve">OS6900V48-F / 1</w:t>
+            </w:r>
+          </w:p>
+        </w:tc>
+        <w:tc>
+          <w:tcPr>
+            <w:tcW w:type="dxa" w:w="2603"/>
+            <w:tcMar>
+              <w:top w:type="dxa" w:w="60"/>
+              <w:left w:type="dxa" w:w="90"/>
+              <w:bottom w:type="dxa" w:w="60"/>
+              <w:right w:type="dxa" w:w="90"/>
+            </w:tcMar>
+            <w:vAlign w:val="center"/>
+          </w:tcPr>
+          <w:p>
+            <w:pPr>
+              <w:spacing w:after="20" w:before="20"/>
+              <w:jc w:val="left"/>
+            </w:pPr>
+            <w:r>
+              <w:rPr>
+                <w:rFonts w:ascii="맑은 고딕" w:cs="맑은 고딕" w:eastAsia="맑은 고딕" w:hAnsi="맑은 고딕"/>
+                <w:b w:val="false"/>
+                <w:bCs w:val="false"/>
+                <w:color w:val="000000"/>
+                <w:sz w:val="18"/>
+                <w:szCs w:val="18"/>
+              </w:rPr>
+              <w:t xml:space="preserve">아산시 일원</w:t>
+            </w:r>
+          </w:p>
+        </w:tc>
+        <w:tc>
+          <w:tcPr>
+            <w:tcW w:type="dxa" w:w="1541"/>
+            <w:tcMar>
+              <w:top w:type="dxa" w:w="60"/>
+              <w:left w:type="dxa" w:w="90"/>
+              <w:bottom w:type="dxa" w:w="60"/>
+              <w:right w:type="dxa" w:w="90"/>
+            </w:tcMar>
+            <w:vAlign w:val="center"/>
+          </w:tcPr>
+          <w:p>
+            <w:pPr>
+              <w:spacing w:after="20" w:before="20"/>
+              <w:jc w:val="center"/>
+            </w:pPr>
+            <w:r>
+              <w:rPr>
+                <w:rFonts w:ascii="맑은 고딕" w:cs="맑은 고딕" w:eastAsia="맑은 고딕" w:hAnsi="맑은 고딕"/>
+                <w:b w:val="false"/>
+                <w:bCs w:val="false"/>
+                <w:color w:val="000000"/>
+                <w:sz w:val="18"/>
+                <w:szCs w:val="18"/>
+              </w:rPr>
+              <w:t xml:space="preserve">AS-2026-0030</w:t>
+            </w:r>
+          </w:p>
+        </w:tc>
+      </w:tr>
+      <w:tr>
+        <w:tc>
+          <w:tcPr>
+            <w:tcW w:type="dxa" w:w="675"/>
+            <w:tcMar>
+              <w:top w:type="dxa" w:w="60"/>
+              <w:left w:type="dxa" w:w="90"/>
+              <w:bottom w:type="dxa" w:w="60"/>
+              <w:right w:type="dxa" w:w="90"/>
+            </w:tcMar>
+            <w:vAlign w:val="center"/>
+          </w:tcPr>
+          <w:p>
+            <w:pPr>
+              <w:spacing w:after="20" w:before="20"/>
+              <w:jc w:val="center"/>
+            </w:pPr>
+            <w:r>
+              <w:rPr>
+                <w:rFonts w:ascii="맑은 고딕" w:cs="맑은 고딕" w:eastAsia="맑은 고딕" w:hAnsi="맑은 고딕"/>
+                <w:b w:val="false"/>
+                <w:bCs w:val="false"/>
+                <w:color w:val="000000"/>
+                <w:sz w:val="18"/>
+                <w:szCs w:val="18"/>
+              </w:rPr>
+              <w:t xml:space="preserve">19</w:t>
+            </w:r>
+          </w:p>
+        </w:tc>
+        <w:tc>
+          <w:tcPr>
+            <w:tcW w:type="dxa" w:w="2892"/>
+            <w:tcMar>
+              <w:top w:type="dxa" w:w="60"/>
+              <w:left w:type="dxa" w:w="90"/>
+              <w:bottom w:type="dxa" w:w="60"/>
+              <w:right w:type="dxa" w:w="90"/>
+            </w:tcMar>
+            <w:vAlign w:val="center"/>
+          </w:tcPr>
+          <w:p>
+            <w:pPr>
+              <w:spacing w:after="20" w:before="20"/>
+              <w:jc w:val="left"/>
+            </w:pPr>
+            <w:r>
+              <w:rPr>
+                <w:rFonts w:ascii="맑은 고딕" w:cs="맑은 고딕" w:eastAsia="맑은 고딕" w:hAnsi="맑은 고딕"/>
+                <w:b w:val="false"/>
+                <w:bCs w:val="false"/>
+                <w:color w:val="000000"/>
+                <w:sz w:val="18"/>
+                <w:szCs w:val="18"/>
+              </w:rPr>
+              <w:t xml:space="preserve">방화벽 AXGATE</w:t>
+            </w:r>
+          </w:p>
+        </w:tc>
+        <w:tc>
+          <w:tcPr>
+            <w:tcW w:type="dxa" w:w="1928"/>
+            <w:tcMar>
+              <w:top w:type="dxa" w:w="60"/>
+              <w:left w:type="dxa" w:w="90"/>
+              <w:bottom w:type="dxa" w:w="60"/>
+              <w:right w:type="dxa" w:w="90"/>
+            </w:tcMar>
+            <w:vAlign w:val="center"/>
+          </w:tcPr>
+          <w:p>
+            <w:pPr>
+              <w:spacing w:after="20" w:before="20"/>
+              <w:jc w:val="left"/>
+            </w:pPr>
+            <w:r>
+              <w:rPr>
+                <w:rFonts w:ascii="맑은 고딕" w:cs="맑은 고딕" w:eastAsia="맑은 고딕" w:hAnsi="맑은 고딕"/>
+                <w:b w:val="false"/>
+                <w:bCs w:val="false"/>
+                <w:color w:val="000000"/>
+                <w:sz w:val="18"/>
+                <w:szCs w:val="18"/>
+              </w:rPr>
+              <w:t xml:space="preserve">AXGATE 2300S / 1</w:t>
+            </w:r>
+          </w:p>
+        </w:tc>
+        <w:tc>
+          <w:tcPr>
+            <w:tcW w:type="dxa" w:w="2603"/>
+            <w:tcMar>
+              <w:top w:type="dxa" w:w="60"/>
+              <w:left w:type="dxa" w:w="90"/>
+              <w:bottom w:type="dxa" w:w="60"/>
+              <w:right w:type="dxa" w:w="90"/>
+            </w:tcMar>
+            <w:vAlign w:val="center"/>
+          </w:tcPr>
+          <w:p>
+            <w:pPr>
+              <w:spacing w:after="20" w:before="20"/>
+              <w:jc w:val="left"/>
+            </w:pPr>
+            <w:r>
+              <w:rPr>
+                <w:rFonts w:ascii="맑은 고딕" w:cs="맑은 고딕" w:eastAsia="맑은 고딕" w:hAnsi="맑은 고딕"/>
+                <w:b w:val="false"/>
+                <w:bCs w:val="false"/>
+                <w:color w:val="000000"/>
+                <w:sz w:val="18"/>
+                <w:szCs w:val="18"/>
+              </w:rPr>
+              <w:t xml:space="preserve">아산시 일원</w:t>
+            </w:r>
+          </w:p>
+        </w:tc>
+        <w:tc>
+          <w:tcPr>
+            <w:tcW w:type="dxa" w:w="1541"/>
+            <w:tcMar>
+              <w:top w:type="dxa" w:w="60"/>
+              <w:left w:type="dxa" w:w="90"/>
+              <w:bottom w:type="dxa" w:w="60"/>
+              <w:right w:type="dxa" w:w="90"/>
+            </w:tcMar>
+            <w:vAlign w:val="center"/>
+          </w:tcPr>
+          <w:p>
+            <w:pPr>
+              <w:spacing w:after="20" w:before="20"/>
+              <w:jc w:val="center"/>
+            </w:pPr>
+            <w:r>
+              <w:rPr>
+                <w:rFonts w:ascii="맑은 고딕" w:cs="맑은 고딕" w:eastAsia="맑은 고딕" w:hAnsi="맑은 고딕"/>
+                <w:b w:val="false"/>
+                <w:bCs w:val="false"/>
+                <w:color w:val="000000"/>
+                <w:sz w:val="18"/>
+                <w:szCs w:val="18"/>
+              </w:rPr>
+              <w:t xml:space="preserve">AS-2026-0031</w:t>
+            </w:r>
+          </w:p>
+        </w:tc>
+      </w:tr>
+      <w:tr>
+        <w:tc>
+          <w:tcPr>
+            <w:tcW w:type="dxa" w:w="675"/>
+            <w:tcMar>
+              <w:top w:type="dxa" w:w="60"/>
+              <w:left w:type="dxa" w:w="90"/>
+              <w:bottom w:type="dxa" w:w="60"/>
+              <w:right w:type="dxa" w:w="90"/>
+            </w:tcMar>
+            <w:vAlign w:val="center"/>
+          </w:tcPr>
+          <w:p>
+            <w:pPr>
+              <w:spacing w:after="20" w:before="20"/>
+              <w:jc w:val="center"/>
+            </w:pPr>
+            <w:r>
+              <w:rPr>
+                <w:rFonts w:ascii="맑은 고딕" w:cs="맑은 고딕" w:eastAsia="맑은 고딕" w:hAnsi="맑은 고딕"/>
+                <w:b w:val="false"/>
+                <w:bCs w:val="false"/>
+                <w:color w:val="000000"/>
+                <w:sz w:val="18"/>
+                <w:szCs w:val="18"/>
+              </w:rPr>
+              <w:t xml:space="preserve">20</w:t>
+            </w:r>
+          </w:p>
+        </w:tc>
+        <w:tc>
+          <w:tcPr>
+            <w:tcW w:type="dxa" w:w="2892"/>
+            <w:tcMar>
+              <w:top w:type="dxa" w:w="60"/>
+              <w:left w:type="dxa" w:w="90"/>
+              <w:bottom w:type="dxa" w:w="60"/>
+              <w:right w:type="dxa" w:w="90"/>
+            </w:tcMar>
+            <w:vAlign w:val="center"/>
+          </w:tcPr>
+          <w:p>
+            <w:pPr>
+              <w:spacing w:after="20" w:before="20"/>
+              <w:jc w:val="left"/>
+            </w:pPr>
+            <w:r>
+              <w:rPr>
+                <w:rFonts w:ascii="맑은 고딕" w:cs="맑은 고딕" w:eastAsia="맑은 고딕" w:hAnsi="맑은 고딕"/>
+                <w:b w:val="false"/>
+                <w:bCs w:val="false"/>
+                <w:color w:val="000000"/>
+                <w:sz w:val="18"/>
+                <w:szCs w:val="18"/>
+              </w:rPr>
+              <w:t xml:space="preserve">무선 컨트롤러</w:t>
+            </w:r>
+          </w:p>
+        </w:tc>
+        <w:tc>
+          <w:tcPr>
+            <w:tcW w:type="dxa" w:w="1928"/>
+            <w:tcMar>
+              <w:top w:type="dxa" w:w="60"/>
+              <w:left w:type="dxa" w:w="90"/>
+              <w:bottom w:type="dxa" w:w="60"/>
+              <w:right w:type="dxa" w:w="90"/>
+            </w:tcMar>
+            <w:vAlign w:val="center"/>
+          </w:tcPr>
+          <w:p>
+            <w:pPr>
+              <w:spacing w:after="20" w:before="20"/>
+              <w:jc w:val="left"/>
+            </w:pPr>
+            <w:r>
+              <w:rPr>
+                <w:rFonts w:ascii="맑은 고딕" w:cs="맑은 고딕" w:eastAsia="맑은 고딕" w:hAnsi="맑은 고딕"/>
+                <w:b w:val="false"/>
+                <w:bCs w:val="false"/>
+                <w:color w:val="000000"/>
+                <w:sz w:val="18"/>
+                <w:szCs w:val="18"/>
+              </w:rPr>
+              <w:t xml:space="preserve">P01-S144-KR00 / 1</w:t>
+            </w:r>
+          </w:p>
+        </w:tc>
+        <w:tc>
+          <w:tcPr>
+            <w:tcW w:type="dxa" w:w="2603"/>
+            <w:tcMar>
+              <w:top w:type="dxa" w:w="60"/>
+              <w:left w:type="dxa" w:w="90"/>
+              <w:bottom w:type="dxa" w:w="60"/>
+              <w:right w:type="dxa" w:w="90"/>
+            </w:tcMar>
+            <w:vAlign w:val="center"/>
+          </w:tcPr>
+          <w:p>
+            <w:pPr>
+              <w:spacing w:after="20" w:before="20"/>
+              <w:jc w:val="left"/>
+            </w:pPr>
+            <w:r>
+              <w:rPr>
+                <w:rFonts w:ascii="맑은 고딕" w:cs="맑은 고딕" w:eastAsia="맑은 고딕" w:hAnsi="맑은 고딕"/>
+                <w:b w:val="false"/>
+                <w:bCs w:val="false"/>
+                <w:color w:val="000000"/>
+                <w:sz w:val="18"/>
+                <w:szCs w:val="18"/>
+              </w:rPr>
+              <w:t xml:space="preserve">아산시 일원</w:t>
+            </w:r>
+          </w:p>
+        </w:tc>
+        <w:tc>
+          <w:tcPr>
+            <w:tcW w:type="dxa" w:w="1541"/>
+            <w:tcMar>
+              <w:top w:type="dxa" w:w="60"/>
+              <w:left w:type="dxa" w:w="90"/>
+              <w:bottom w:type="dxa" w:w="60"/>
+              <w:right w:type="dxa" w:w="90"/>
+            </w:tcMar>
+            <w:vAlign w:val="center"/>
+          </w:tcPr>
+          <w:p>
+            <w:pPr>
+              <w:spacing w:after="20" w:before="20"/>
+              <w:jc w:val="center"/>
+            </w:pPr>
+            <w:r>
+              <w:rPr>
+                <w:rFonts w:ascii="맑은 고딕" w:cs="맑은 고딕" w:eastAsia="맑은 고딕" w:hAnsi="맑은 고딕"/>
+                <w:b w:val="false"/>
+                <w:bCs w:val="false"/>
+                <w:color w:val="000000"/>
+                <w:sz w:val="18"/>
+                <w:szCs w:val="18"/>
+              </w:rPr>
+              <w:t xml:space="preserve">AS-2026-0032</w:t>
+            </w:r>
+          </w:p>
+        </w:tc>
+      </w:tr>
+      <w:tr>
+        <w:tc>
+          <w:tcPr>
+            <w:tcW w:type="dxa" w:w="675"/>
+            <w:tcMar>
+              <w:top w:type="dxa" w:w="60"/>
+              <w:left w:type="dxa" w:w="90"/>
+              <w:bottom w:type="dxa" w:w="60"/>
+              <w:right w:type="dxa" w:w="90"/>
+            </w:tcMar>
+            <w:vAlign w:val="center"/>
+          </w:tcPr>
+          <w:p>
+            <w:pPr>
+              <w:spacing w:after="20" w:before="20"/>
+              <w:jc w:val="center"/>
+            </w:pPr>
+            <w:r>
+              <w:rPr>
+                <w:rFonts w:ascii="맑은 고딕" w:cs="맑은 고딕" w:eastAsia="맑은 고딕" w:hAnsi="맑은 고딕"/>
+                <w:b w:val="false"/>
+                <w:bCs w:val="false"/>
+                <w:color w:val="000000"/>
+                <w:sz w:val="18"/>
+                <w:szCs w:val="18"/>
+              </w:rPr>
+              <w:t xml:space="preserve">21</w:t>
+            </w:r>
+          </w:p>
+        </w:tc>
+        <w:tc>
+          <w:tcPr>
+            <w:tcW w:type="dxa" w:w="2892"/>
+            <w:tcMar>
+              <w:top w:type="dxa" w:w="60"/>
+              <w:left w:type="dxa" w:w="90"/>
+              <w:bottom w:type="dxa" w:w="60"/>
+              <w:right w:type="dxa" w:w="90"/>
+            </w:tcMar>
+            <w:vAlign w:val="center"/>
+          </w:tcPr>
+          <w:p>
+            <w:pPr>
+              <w:spacing w:after="20" w:before="20"/>
+              <w:jc w:val="left"/>
+            </w:pPr>
+            <w:r>
+              <w:rPr>
+                <w:rFonts w:ascii="맑은 고딕" w:cs="맑은 고딕" w:eastAsia="맑은 고딕" w:hAnsi="맑은 고딕"/>
+                <w:b w:val="false"/>
+                <w:bCs w:val="false"/>
+                <w:color w:val="000000"/>
+                <w:sz w:val="18"/>
+                <w:szCs w:val="18"/>
+              </w:rPr>
+              <w:t xml:space="preserve">관리스위치</w:t>
+            </w:r>
+          </w:p>
+        </w:tc>
+        <w:tc>
+          <w:tcPr>
+            <w:tcW w:type="dxa" w:w="1928"/>
+            <w:tcMar>
+              <w:top w:type="dxa" w:w="60"/>
+              <w:left w:type="dxa" w:w="90"/>
+              <w:bottom w:type="dxa" w:w="60"/>
+              <w:right w:type="dxa" w:w="90"/>
+            </w:tcMar>
+            <w:vAlign w:val="center"/>
+          </w:tcPr>
+          <w:p>
+            <w:pPr>
+              <w:spacing w:after="20" w:before="20"/>
+              <w:jc w:val="left"/>
+            </w:pPr>
+            <w:r>
+              <w:rPr>
+                <w:rFonts w:ascii="맑은 고딕" w:cs="맑은 고딕" w:eastAsia="맑은 고딕" w:hAnsi="맑은 고딕"/>
+                <w:b w:val="false"/>
+                <w:bCs w:val="false"/>
+                <w:color w:val="000000"/>
+                <w:sz w:val="18"/>
+                <w:szCs w:val="18"/>
+              </w:rPr>
+              <w:t xml:space="preserve">EX4100-48 / 1</w:t>
+            </w:r>
+          </w:p>
+        </w:tc>
+        <w:tc>
+          <w:tcPr>
+            <w:tcW w:type="dxa" w:w="2603"/>
+            <w:tcMar>
+              <w:top w:type="dxa" w:w="60"/>
+              <w:left w:type="dxa" w:w="90"/>
+              <w:bottom w:type="dxa" w:w="60"/>
+              <w:right w:type="dxa" w:w="90"/>
+            </w:tcMar>
+            <w:vAlign w:val="center"/>
+          </w:tcPr>
+          <w:p>
+            <w:pPr>
+              <w:spacing w:after="20" w:before="20"/>
+              <w:jc w:val="left"/>
+            </w:pPr>
+            <w:r>
+              <w:rPr>
+                <w:rFonts w:ascii="맑은 고딕" w:cs="맑은 고딕" w:eastAsia="맑은 고딕" w:hAnsi="맑은 고딕"/>
+                <w:b w:val="false"/>
+                <w:bCs w:val="false"/>
+                <w:color w:val="000000"/>
+                <w:sz w:val="18"/>
+                <w:szCs w:val="18"/>
+              </w:rPr>
+              <w:t xml:space="preserve">아산시 일원</w:t>
+            </w:r>
+          </w:p>
+        </w:tc>
+        <w:tc>
+          <w:tcPr>
+            <w:tcW w:type="dxa" w:w="1541"/>
+            <w:tcMar>
+              <w:top w:type="dxa" w:w="60"/>
+              <w:left w:type="dxa" w:w="90"/>
+              <w:bottom w:type="dxa" w:w="60"/>
+              <w:right w:type="dxa" w:w="90"/>
+            </w:tcMar>
+            <w:vAlign w:val="center"/>
+          </w:tcPr>
+          <w:p>
+            <w:pPr>
+              <w:spacing w:after="20" w:before="20"/>
+              <w:jc w:val="center"/>
+            </w:pPr>
+            <w:r>
+              <w:rPr>
+                <w:rFonts w:ascii="맑은 고딕" w:cs="맑은 고딕" w:eastAsia="맑은 고딕" w:hAnsi="맑은 고딕"/>
+                <w:b w:val="false"/>
+                <w:bCs w:val="false"/>
+                <w:color w:val="000000"/>
+                <w:sz w:val="18"/>
+                <w:szCs w:val="18"/>
+              </w:rPr>
+              <w:t xml:space="preserve">AS-2026-0041</w:t>
+            </w:r>
+          </w:p>
+        </w:tc>
+      </w:tr>
+      <w:tr>
+        <w:tc>
+          <w:tcPr>
+            <w:tcW w:type="dxa" w:w="675"/>
+            <w:tcMar>
+              <w:top w:type="dxa" w:w="60"/>
+              <w:left w:type="dxa" w:w="90"/>
+              <w:bottom w:type="dxa" w:w="60"/>
+              <w:right w:type="dxa" w:w="90"/>
+            </w:tcMar>
+            <w:vAlign w:val="center"/>
+          </w:tcPr>
+          <w:p>
+            <w:pPr>
+              <w:spacing w:after="20" w:before="20"/>
+              <w:jc w:val="center"/>
+            </w:pPr>
+            <w:r>
+              <w:rPr>
+                <w:rFonts w:ascii="맑은 고딕" w:cs="맑은 고딕" w:eastAsia="맑은 고딕" w:hAnsi="맑은 고딕"/>
+                <w:b w:val="false"/>
+                <w:bCs w:val="false"/>
+                <w:color w:val="000000"/>
+                <w:sz w:val="18"/>
+                <w:szCs w:val="18"/>
+              </w:rPr>
+              <w:t xml:space="preserve">22</w:t>
+            </w:r>
+          </w:p>
+        </w:tc>
+        <w:tc>
+          <w:tcPr>
+            <w:tcW w:type="dxa" w:w="2892"/>
+            <w:tcMar>
+              <w:top w:type="dxa" w:w="60"/>
+              <w:left w:type="dxa" w:w="90"/>
+              <w:bottom w:type="dxa" w:w="60"/>
+              <w:right w:type="dxa" w:w="90"/>
+            </w:tcMar>
+            <w:vAlign w:val="center"/>
+          </w:tcPr>
+          <w:p>
+            <w:pPr>
+              <w:spacing w:after="20" w:before="20"/>
+              <w:jc w:val="left"/>
+            </w:pPr>
+            <w:r>
+              <w:rPr>
+                <w:rFonts w:ascii="맑은 고딕" w:cs="맑은 고딕" w:eastAsia="맑은 고딕" w:hAnsi="맑은 고딕"/>
+                <w:b w:val="false"/>
+                <w:bCs w:val="false"/>
+                <w:color w:val="000000"/>
+                <w:sz w:val="18"/>
+                <w:szCs w:val="18"/>
+              </w:rPr>
+              <w:t xml:space="preserve">POE 스위치</w:t>
+            </w:r>
+          </w:p>
+        </w:tc>
+        <w:tc>
+          <w:tcPr>
+            <w:tcW w:type="dxa" w:w="1928"/>
+            <w:tcMar>
+              <w:top w:type="dxa" w:w="60"/>
+              <w:left w:type="dxa" w:w="90"/>
+              <w:bottom w:type="dxa" w:w="60"/>
+              <w:right w:type="dxa" w:w="90"/>
+            </w:tcMar>
+            <w:vAlign w:val="center"/>
+          </w:tcPr>
+          <w:p>
+            <w:pPr>
+              <w:spacing w:after="20" w:before="20"/>
+              <w:jc w:val="left"/>
+            </w:pPr>
+            <w:r>
+              <w:rPr>
+                <w:rFonts w:ascii="맑은 고딕" w:cs="맑은 고딕" w:eastAsia="맑은 고딕" w:hAnsi="맑은 고딕"/>
+                <w:b w:val="false"/>
+                <w:bCs w:val="false"/>
+                <w:color w:val="000000"/>
+                <w:sz w:val="18"/>
+                <w:szCs w:val="18"/>
+              </w:rPr>
+              <w:t xml:space="preserve">ICX8200-24P / 1</w:t>
+            </w:r>
+          </w:p>
+        </w:tc>
+        <w:tc>
+          <w:tcPr>
+            <w:tcW w:type="dxa" w:w="2603"/>
+            <w:tcMar>
+              <w:top w:type="dxa" w:w="60"/>
+              <w:left w:type="dxa" w:w="90"/>
+              <w:bottom w:type="dxa" w:w="60"/>
+              <w:right w:type="dxa" w:w="90"/>
+            </w:tcMar>
+            <w:vAlign w:val="center"/>
+          </w:tcPr>
+          <w:p>
+            <w:pPr>
+              <w:spacing w:after="20" w:before="20"/>
+              <w:jc w:val="left"/>
+            </w:pPr>
+            <w:r>
+              <w:rPr>
+                <w:rFonts w:ascii="맑은 고딕" w:cs="맑은 고딕" w:eastAsia="맑은 고딕" w:hAnsi="맑은 고딕"/>
+                <w:b w:val="false"/>
+                <w:bCs w:val="false"/>
+                <w:color w:val="000000"/>
+                <w:sz w:val="18"/>
+                <w:szCs w:val="18"/>
+              </w:rPr>
+              <w:t xml:space="preserve">아산시 일원</w:t>
+            </w:r>
+          </w:p>
+        </w:tc>
+        <w:tc>
+          <w:tcPr>
+            <w:tcW w:type="dxa" w:w="1541"/>
+            <w:tcMar>
+              <w:top w:type="dxa" w:w="60"/>
+              <w:left w:type="dxa" w:w="90"/>
+              <w:bottom w:type="dxa" w:w="60"/>
+              <w:right w:type="dxa" w:w="90"/>
+            </w:tcMar>
+            <w:vAlign w:val="center"/>
+          </w:tcPr>
+          <w:p>
+            <w:pPr>
+              <w:spacing w:after="20" w:before="20"/>
+              <w:jc w:val="center"/>
+            </w:pPr>
+            <w:r>
+              <w:rPr>
+                <w:rFonts w:ascii="맑은 고딕" w:cs="맑은 고딕" w:eastAsia="맑은 고딕" w:hAnsi="맑은 고딕"/>
+                <w:b w:val="false"/>
+                <w:bCs w:val="false"/>
+                <w:color w:val="000000"/>
+                <w:sz w:val="18"/>
+                <w:szCs w:val="18"/>
+              </w:rPr>
+              <w:t xml:space="preserve">AS-2026-0050</w:t>
+            </w:r>
+          </w:p>
+        </w:tc>
+      </w:tr>
+      <w:tr>
+        <w:tc>
+          <w:tcPr>
+            <w:tcW w:type="dxa" w:w="675"/>
+            <w:tcMar>
+              <w:top w:type="dxa" w:w="60"/>
+              <w:left w:type="dxa" w:w="90"/>
+              <w:bottom w:type="dxa" w:w="60"/>
+              <w:right w:type="dxa" w:w="90"/>
+            </w:tcMar>
+            <w:vAlign w:val="center"/>
+          </w:tcPr>
+          <w:p>
+            <w:pPr>
+              <w:spacing w:after="20" w:before="20"/>
+              <w:jc w:val="center"/>
+            </w:pPr>
+            <w:r>
+              <w:rPr>
+                <w:rFonts w:ascii="맑은 고딕" w:cs="맑은 고딕" w:eastAsia="맑은 고딕" w:hAnsi="맑은 고딕"/>
+                <w:b w:val="false"/>
+                <w:bCs w:val="false"/>
+                <w:color w:val="000000"/>
+                <w:sz w:val="18"/>
+                <w:szCs w:val="18"/>
+              </w:rPr>
+              <w:t xml:space="preserve">23</w:t>
+            </w:r>
+          </w:p>
+        </w:tc>
+        <w:tc>
+          <w:tcPr>
+            <w:tcW w:type="dxa" w:w="2892"/>
+            <w:tcMar>
+              <w:top w:type="dxa" w:w="60"/>
+              <w:left w:type="dxa" w:w="90"/>
+              <w:bottom w:type="dxa" w:w="60"/>
+              <w:right w:type="dxa" w:w="90"/>
+            </w:tcMar>
+            <w:vAlign w:val="center"/>
+          </w:tcPr>
+          <w:p>
+            <w:pPr>
+              <w:spacing w:after="20" w:before="20"/>
+              <w:jc w:val="left"/>
+            </w:pPr>
+            <w:r>
+              <w:rPr>
+                <w:rFonts w:ascii="맑은 고딕" w:cs="맑은 고딕" w:eastAsia="맑은 고딕" w:hAnsi="맑은 고딕"/>
+                <w:b w:val="false"/>
+                <w:bCs w:val="false"/>
+                <w:color w:val="000000"/>
+                <w:sz w:val="18"/>
+                <w:szCs w:val="18"/>
+              </w:rPr>
+              <w:t xml:space="preserve">OOB 스위치</w:t>
+            </w:r>
+          </w:p>
+        </w:tc>
+        <w:tc>
+          <w:tcPr>
+            <w:tcW w:type="dxa" w:w="1928"/>
+            <w:tcMar>
+              <w:top w:type="dxa" w:w="60"/>
+              <w:left w:type="dxa" w:w="90"/>
+              <w:bottom w:type="dxa" w:w="60"/>
+              <w:right w:type="dxa" w:w="90"/>
+            </w:tcMar>
+            <w:vAlign w:val="center"/>
+          </w:tcPr>
+          <w:p>
+            <w:pPr>
+              <w:spacing w:after="20" w:before="20"/>
+              <w:jc w:val="left"/>
+            </w:pPr>
+            <w:r>
+              <w:rPr>
+                <w:rFonts w:ascii="맑은 고딕" w:cs="맑은 고딕" w:eastAsia="맑은 고딕" w:hAnsi="맑은 고딕"/>
+                <w:b w:val="false"/>
+                <w:bCs w:val="false"/>
+                <w:color w:val="000000"/>
+                <w:sz w:val="18"/>
+                <w:szCs w:val="18"/>
+              </w:rPr>
+              <w:t xml:space="preserve">EX3400-24T / 1</w:t>
+            </w:r>
+          </w:p>
+        </w:tc>
+        <w:tc>
+          <w:tcPr>
+            <w:tcW w:type="dxa" w:w="2603"/>
+            <w:tcMar>
+              <w:top w:type="dxa" w:w="60"/>
+              <w:left w:type="dxa" w:w="90"/>
+              <w:bottom w:type="dxa" w:w="60"/>
+              <w:right w:type="dxa" w:w="90"/>
+            </w:tcMar>
+            <w:vAlign w:val="center"/>
+          </w:tcPr>
+          <w:p>
+            <w:pPr>
+              <w:spacing w:after="20" w:before="20"/>
+              <w:jc w:val="left"/>
+            </w:pPr>
+            <w:r>
+              <w:rPr>
+                <w:rFonts w:ascii="맑은 고딕" w:cs="맑은 고딕" w:eastAsia="맑은 고딕" w:hAnsi="맑은 고딕"/>
+                <w:b w:val="false"/>
+                <w:bCs w:val="false"/>
+                <w:color w:val="000000"/>
+                <w:sz w:val="18"/>
+                <w:szCs w:val="18"/>
+              </w:rPr>
+              <w:t xml:space="preserve">아산시 일원</w:t>
+            </w:r>
+          </w:p>
+        </w:tc>
+        <w:tc>
+          <w:tcPr>
+            <w:tcW w:type="dxa" w:w="1541"/>
+            <w:tcMar>
+              <w:top w:type="dxa" w:w="60"/>
+              <w:left w:type="dxa" w:w="90"/>
+              <w:bottom w:type="dxa" w:w="60"/>
+              <w:right w:type="dxa" w:w="90"/>
+            </w:tcMar>
+            <w:vAlign w:val="center"/>
+          </w:tcPr>
+          <w:p>
+            <w:pPr>
+              <w:spacing w:after="20" w:before="20"/>
+              <w:jc w:val="center"/>
+            </w:pPr>
+            <w:r>
+              <w:rPr>
+                <w:rFonts w:ascii="맑은 고딕" w:cs="맑은 고딕" w:eastAsia="맑은 고딕" w:hAnsi="맑은 고딕"/>
+                <w:b w:val="false"/>
+                <w:bCs w:val="false"/>
+                <w:color w:val="000000"/>
+                <w:sz w:val="18"/>
+                <w:szCs w:val="18"/>
+              </w:rPr>
+              <w:t xml:space="preserve">AS-2026-0051</w:t>
+            </w:r>
+          </w:p>
+        </w:tc>
+      </w:tr>
+      <w:tr>
+        <w:tc>
+          <w:tcPr>
+            <w:tcW w:type="dxa" w:w="675"/>
+            <w:tcMar>
+              <w:top w:type="dxa" w:w="60"/>
+              <w:left w:type="dxa" w:w="90"/>
+              <w:bottom w:type="dxa" w:w="60"/>
+              <w:right w:type="dxa" w:w="90"/>
+            </w:tcMar>
+            <w:vAlign w:val="center"/>
+          </w:tcPr>
+          <w:p>
+            <w:pPr>
+              <w:spacing w:after="20" w:before="20"/>
+              <w:jc w:val="center"/>
+            </w:pPr>
+            <w:r>
+              <w:rPr>
+                <w:rFonts w:ascii="맑은 고딕" w:cs="맑은 고딕" w:eastAsia="맑은 고딕" w:hAnsi="맑은 고딕"/>
+                <w:b w:val="false"/>
+                <w:bCs w:val="false"/>
+                <w:color w:val="000000"/>
+                <w:sz w:val="18"/>
+                <w:szCs w:val="18"/>
+              </w:rPr>
+              <w:t xml:space="preserve">24</w:t>
+            </w:r>
+          </w:p>
+        </w:tc>
+        <w:tc>
+          <w:tcPr>
+            <w:tcW w:type="dxa" w:w="2892"/>
+            <w:tcMar>
+              <w:top w:type="dxa" w:w="60"/>
+              <w:left w:type="dxa" w:w="90"/>
+              <w:bottom w:type="dxa" w:w="60"/>
+              <w:right w:type="dxa" w:w="90"/>
+            </w:tcMar>
+            <w:vAlign w:val="center"/>
+          </w:tcPr>
+          <w:p>
+            <w:pPr>
+              <w:spacing w:after="20" w:before="20"/>
+              <w:jc w:val="left"/>
+            </w:pPr>
+            <w:r>
+              <w:rPr>
+                <w:rFonts w:ascii="맑은 고딕" w:cs="맑은 고딕" w:eastAsia="맑은 고딕" w:hAnsi="맑은 고딕"/>
+                <w:b w:val="false"/>
+                <w:bCs w:val="false"/>
+                <w:color w:val="000000"/>
+                <w:sz w:val="18"/>
+                <w:szCs w:val="18"/>
+              </w:rPr>
+              <w:t xml:space="preserve">실외형 AP 무지향성</w:t>
+            </w:r>
+          </w:p>
+        </w:tc>
+        <w:tc>
+          <w:tcPr>
+            <w:tcW w:type="dxa" w:w="1928"/>
+            <w:tcMar>
+              <w:top w:type="dxa" w:w="60"/>
+              <w:left w:type="dxa" w:w="90"/>
+              <w:bottom w:type="dxa" w:w="60"/>
+              <w:right w:type="dxa" w:w="90"/>
+            </w:tcMar>
+            <w:vAlign w:val="center"/>
+          </w:tcPr>
+          <w:p>
+            <w:pPr>
+              <w:spacing w:after="20" w:before="20"/>
+              <w:jc w:val="left"/>
+            </w:pPr>
+            <w:r>
+              <w:rPr>
+                <w:rFonts w:ascii="맑은 고딕" w:cs="맑은 고딕" w:eastAsia="맑은 고딕" w:hAnsi="맑은 고딕"/>
+                <w:b w:val="false"/>
+                <w:bCs w:val="false"/>
+                <w:color w:val="000000"/>
+                <w:sz w:val="18"/>
+                <w:szCs w:val="18"/>
+              </w:rPr>
+              <w:t xml:space="preserve">901-T750-WW01 / 1</w:t>
+            </w:r>
+          </w:p>
+        </w:tc>
+        <w:tc>
+          <w:tcPr>
+            <w:tcW w:type="dxa" w:w="2603"/>
+            <w:tcMar>
+              <w:top w:type="dxa" w:w="60"/>
+              <w:left w:type="dxa" w:w="90"/>
+              <w:bottom w:type="dxa" w:w="60"/>
+              <w:right w:type="dxa" w:w="90"/>
+            </w:tcMar>
+            <w:vAlign w:val="center"/>
+          </w:tcPr>
+          <w:p>
+            <w:pPr>
+              <w:spacing w:after="20" w:before="20"/>
+              <w:jc w:val="left"/>
+            </w:pPr>
+            <w:r>
+              <w:rPr>
+                <w:rFonts w:ascii="맑은 고딕" w:cs="맑은 고딕" w:eastAsia="맑은 고딕" w:hAnsi="맑은 고딕"/>
+                <w:b w:val="false"/>
+                <w:bCs w:val="false"/>
+                <w:color w:val="000000"/>
+                <w:sz w:val="18"/>
+                <w:szCs w:val="18"/>
+              </w:rPr>
+              <w:t xml:space="preserve">아산시 일원</w:t>
+            </w:r>
+          </w:p>
+        </w:tc>
+        <w:tc>
+          <w:tcPr>
+            <w:tcW w:type="dxa" w:w="1541"/>
+            <w:tcMar>
+              <w:top w:type="dxa" w:w="60"/>
+              <w:left w:type="dxa" w:w="90"/>
+              <w:bottom w:type="dxa" w:w="60"/>
+              <w:right w:type="dxa" w:w="90"/>
+            </w:tcMar>
+            <w:vAlign w:val="center"/>
+          </w:tcPr>
+          <w:p>
+            <w:pPr>
+              <w:spacing w:after="20" w:before="20"/>
+              <w:jc w:val="center"/>
+            </w:pPr>
+            <w:r>
+              <w:rPr>
+                <w:rFonts w:ascii="맑은 고딕" w:cs="맑은 고딕" w:eastAsia="맑은 고딕" w:hAnsi="맑은 고딕"/>
+                <w:b w:val="false"/>
+                <w:bCs w:val="false"/>
+                <w:color w:val="000000"/>
+                <w:sz w:val="18"/>
+                <w:szCs w:val="18"/>
+              </w:rPr>
+              <w:t xml:space="preserve">AS-2026-0056</w:t>
+            </w:r>
+          </w:p>
+        </w:tc>
+      </w:tr>
+      <w:tr>
+        <w:tc>
+          <w:tcPr>
+            <w:tcW w:type="dxa" w:w="675"/>
+            <w:tcMar>
+              <w:top w:type="dxa" w:w="60"/>
+              <w:left w:type="dxa" w:w="90"/>
+              <w:bottom w:type="dxa" w:w="60"/>
+              <w:right w:type="dxa" w:w="90"/>
+            </w:tcMar>
+            <w:vAlign w:val="center"/>
+          </w:tcPr>
+          <w:p>
+            <w:pPr>
+              <w:spacing w:after="20" w:before="20"/>
+              <w:jc w:val="center"/>
+            </w:pPr>
+            <w:r>
+              <w:rPr>
+                <w:rFonts w:ascii="맑은 고딕" w:cs="맑은 고딕" w:eastAsia="맑은 고딕" w:hAnsi="맑은 고딕"/>
+                <w:b w:val="false"/>
+                <w:bCs w:val="false"/>
+                <w:color w:val="000000"/>
+                <w:sz w:val="18"/>
+                <w:szCs w:val="18"/>
+              </w:rPr>
+              <w:t xml:space="preserve">25</w:t>
+            </w:r>
+          </w:p>
+        </w:tc>
+        <w:tc>
+          <w:tcPr>
+            <w:tcW w:type="dxa" w:w="2892"/>
+            <w:tcMar>
+              <w:top w:type="dxa" w:w="60"/>
+              <w:left w:type="dxa" w:w="90"/>
+              <w:bottom w:type="dxa" w:w="60"/>
+              <w:right w:type="dxa" w:w="90"/>
+            </w:tcMar>
+            <w:vAlign w:val="center"/>
+          </w:tcPr>
+          <w:p>
+            <w:pPr>
+              <w:spacing w:after="20" w:before="20"/>
+              <w:jc w:val="left"/>
+            </w:pPr>
+            <w:r>
+              <w:rPr>
+                <w:rFonts w:ascii="맑은 고딕" w:cs="맑은 고딕" w:eastAsia="맑은 고딕" w:hAnsi="맑은 고딕"/>
+                <w:b w:val="false"/>
+                <w:bCs w:val="false"/>
+                <w:color w:val="000000"/>
+                <w:sz w:val="18"/>
+                <w:szCs w:val="18"/>
+              </w:rPr>
+              <w:t xml:space="preserve">Network Switch</w:t>
+            </w:r>
+          </w:p>
+        </w:tc>
+        <w:tc>
+          <w:tcPr>
+            <w:tcW w:type="dxa" w:w="1928"/>
+            <w:tcMar>
+              <w:top w:type="dxa" w:w="60"/>
+              <w:left w:type="dxa" w:w="90"/>
+              <w:bottom w:type="dxa" w:w="60"/>
+              <w:right w:type="dxa" w:w="90"/>
+            </w:tcMar>
+            <w:vAlign w:val="center"/>
+          </w:tcPr>
+          <w:p>
+            <w:pPr>
+              <w:spacing w:after="20" w:before="20"/>
+              <w:jc w:val="left"/>
+            </w:pPr>
+            <w:r>
+              <w:rPr>
+                <w:rFonts w:ascii="맑은 고딕" w:cs="맑은 고딕" w:eastAsia="맑은 고딕" w:hAnsi="맑은 고딕"/>
+                <w:b w:val="false"/>
+                <w:bCs w:val="false"/>
+                <w:color w:val="000000"/>
+                <w:sz w:val="18"/>
+                <w:szCs w:val="18"/>
+              </w:rPr>
+              <w:t xml:space="preserve">SFC4100HP / 1</w:t>
+            </w:r>
+          </w:p>
+        </w:tc>
+        <w:tc>
+          <w:tcPr>
+            <w:tcW w:type="dxa" w:w="2603"/>
+            <w:tcMar>
+              <w:top w:type="dxa" w:w="60"/>
+              <w:left w:type="dxa" w:w="90"/>
+              <w:bottom w:type="dxa" w:w="60"/>
+              <w:right w:type="dxa" w:w="90"/>
+            </w:tcMar>
+            <w:vAlign w:val="center"/>
+          </w:tcPr>
+          <w:p>
+            <w:pPr>
+              <w:spacing w:after="20" w:before="20"/>
+              <w:jc w:val="left"/>
+            </w:pPr>
+            <w:r>
+              <w:rPr>
+                <w:rFonts w:ascii="맑은 고딕" w:cs="맑은 고딕" w:eastAsia="맑은 고딕" w:hAnsi="맑은 고딕"/>
+                <w:b w:val="false"/>
+                <w:bCs w:val="false"/>
+                <w:color w:val="000000"/>
+                <w:sz w:val="18"/>
+                <w:szCs w:val="18"/>
+              </w:rPr>
+              <w:t xml:space="preserve">아산시 일원</w:t>
+            </w:r>
+          </w:p>
+        </w:tc>
+        <w:tc>
+          <w:tcPr>
+            <w:tcW w:type="dxa" w:w="1541"/>
+            <w:tcMar>
+              <w:top w:type="dxa" w:w="60"/>
+              <w:left w:type="dxa" w:w="90"/>
+              <w:bottom w:type="dxa" w:w="60"/>
+              <w:right w:type="dxa" w:w="90"/>
+            </w:tcMar>
+            <w:vAlign w:val="center"/>
+          </w:tcPr>
+          <w:p>
+            <w:pPr>
+              <w:spacing w:after="20" w:before="20"/>
+              <w:jc w:val="center"/>
+            </w:pPr>
+            <w:r>
+              <w:rPr>
+                <w:rFonts w:ascii="맑은 고딕" w:cs="맑은 고딕" w:eastAsia="맑은 고딕" w:hAnsi="맑은 고딕"/>
+                <w:b w:val="false"/>
+                <w:bCs w:val="false"/>
+                <w:color w:val="000000"/>
+                <w:sz w:val="18"/>
+                <w:szCs w:val="18"/>
+              </w:rPr>
+              <w:t xml:space="preserve">AS-2026-0062</w:t>
+            </w:r>
+          </w:p>
+        </w:tc>
+      </w:tr>
+      <w:tr>
+        <w:tc>
+          <w:tcPr>
+            <w:tcW w:type="dxa" w:w="675"/>
+            <w:tcMar>
+              <w:top w:type="dxa" w:w="60"/>
+              <w:left w:type="dxa" w:w="90"/>
+              <w:bottom w:type="dxa" w:w="60"/>
+              <w:right w:type="dxa" w:w="90"/>
+            </w:tcMar>
+            <w:vAlign w:val="center"/>
+          </w:tcPr>
+          <w:p>
+            <w:pPr>
+              <w:spacing w:after="20" w:before="20"/>
+              <w:jc w:val="center"/>
+            </w:pPr>
+            <w:r>
+              <w:rPr>
+                <w:rFonts w:ascii="맑은 고딕" w:cs="맑은 고딕" w:eastAsia="맑은 고딕" w:hAnsi="맑은 고딕"/>
+                <w:b w:val="false"/>
+                <w:bCs w:val="false"/>
+                <w:color w:val="000000"/>
+                <w:sz w:val="18"/>
+                <w:szCs w:val="18"/>
+              </w:rPr>
+              <w:t xml:space="preserve">26</w:t>
+            </w:r>
+          </w:p>
+        </w:tc>
+        <w:tc>
+          <w:tcPr>
+            <w:tcW w:type="dxa" w:w="2892"/>
+            <w:tcMar>
+              <w:top w:type="dxa" w:w="60"/>
+              <w:left w:type="dxa" w:w="90"/>
+              <w:bottom w:type="dxa" w:w="60"/>
+              <w:right w:type="dxa" w:w="90"/>
+            </w:tcMar>
+            <w:vAlign w:val="center"/>
+          </w:tcPr>
+          <w:p>
+            <w:pPr>
+              <w:spacing w:after="20" w:before="20"/>
+              <w:jc w:val="left"/>
+            </w:pPr>
+            <w:r>
+              <w:rPr>
+                <w:rFonts w:ascii="맑은 고딕" w:cs="맑은 고딕" w:eastAsia="맑은 고딕" w:hAnsi="맑은 고딕"/>
+                <w:b w:val="false"/>
+                <w:bCs w:val="false"/>
+                <w:color w:val="000000"/>
+                <w:sz w:val="18"/>
+                <w:szCs w:val="18"/>
+              </w:rPr>
+              <w:t xml:space="preserve">실내형 AP #1</w:t>
+            </w:r>
+          </w:p>
+        </w:tc>
+        <w:tc>
+          <w:tcPr>
+            <w:tcW w:type="dxa" w:w="1928"/>
+            <w:tcMar>
+              <w:top w:type="dxa" w:w="60"/>
+              <w:left w:type="dxa" w:w="90"/>
+              <w:bottom w:type="dxa" w:w="60"/>
+              <w:right w:type="dxa" w:w="90"/>
+            </w:tcMar>
+            <w:vAlign w:val="center"/>
+          </w:tcPr>
+          <w:p>
+            <w:pPr>
+              <w:spacing w:after="20" w:before="20"/>
+              <w:jc w:val="left"/>
+            </w:pPr>
+            <w:r>
+              <w:rPr>
+                <w:rFonts w:ascii="맑은 고딕" w:cs="맑은 고딕" w:eastAsia="맑은 고딕" w:hAnsi="맑은 고딕"/>
+                <w:b w:val="false"/>
+                <w:bCs w:val="false"/>
+                <w:color w:val="000000"/>
+                <w:sz w:val="18"/>
+                <w:szCs w:val="18"/>
+              </w:rPr>
+              <w:t xml:space="preserve">901-R650-WW00 / 1</w:t>
+            </w:r>
+          </w:p>
+        </w:tc>
+        <w:tc>
+          <w:tcPr>
+            <w:tcW w:type="dxa" w:w="2603"/>
+            <w:tcMar>
+              <w:top w:type="dxa" w:w="60"/>
+              <w:left w:type="dxa" w:w="90"/>
+              <w:bottom w:type="dxa" w:w="60"/>
+              <w:right w:type="dxa" w:w="90"/>
+            </w:tcMar>
+            <w:vAlign w:val="center"/>
+          </w:tcPr>
+          <w:p>
+            <w:pPr>
+              <w:spacing w:after="20" w:before="20"/>
+              <w:jc w:val="left"/>
+            </w:pPr>
+            <w:r>
+              <w:rPr>
+                <w:rFonts w:ascii="맑은 고딕" w:cs="맑은 고딕" w:eastAsia="맑은 고딕" w:hAnsi="맑은 고딕"/>
+                <w:b w:val="false"/>
+                <w:bCs w:val="false"/>
+                <w:color w:val="000000"/>
+                <w:sz w:val="18"/>
+                <w:szCs w:val="18"/>
+              </w:rPr>
+              <w:t xml:space="preserve">아산시 일원</w:t>
+            </w:r>
+          </w:p>
+        </w:tc>
+        <w:tc>
+          <w:tcPr>
+            <w:tcW w:type="dxa" w:w="1541"/>
+            <w:tcMar>
+              <w:top w:type="dxa" w:w="60"/>
+              <w:left w:type="dxa" w:w="90"/>
+              <w:bottom w:type="dxa" w:w="60"/>
+              <w:right w:type="dxa" w:w="90"/>
+            </w:tcMar>
+            <w:vAlign w:val="center"/>
+          </w:tcPr>
+          <w:p>
+            <w:pPr>
+              <w:spacing w:after="20" w:before="20"/>
+              <w:jc w:val="center"/>
+            </w:pPr>
+            <w:r>
+              <w:rPr>
+                <w:rFonts w:ascii="맑은 고딕" w:cs="맑은 고딕" w:eastAsia="맑은 고딕" w:hAnsi="맑은 고딕"/>
+                <w:b w:val="false"/>
+                <w:bCs w:val="false"/>
+                <w:color w:val="000000"/>
+                <w:sz w:val="18"/>
+                <w:szCs w:val="18"/>
+              </w:rPr>
+              <w:t xml:space="preserve">AS-2026-0075</w:t>
+            </w:r>
+          </w:p>
+        </w:tc>
+      </w:tr>
+      <w:tr>
+        <w:tc>
+          <w:tcPr>
+            <w:tcW w:type="dxa" w:w="675"/>
+            <w:tcMar>
+              <w:top w:type="dxa" w:w="60"/>
+              <w:left w:type="dxa" w:w="90"/>
+              <w:bottom w:type="dxa" w:w="60"/>
+              <w:right w:type="dxa" w:w="90"/>
+            </w:tcMar>
+            <w:vAlign w:val="center"/>
+          </w:tcPr>
+          <w:p>
+            <w:pPr>
+              <w:spacing w:after="20" w:before="20"/>
+              <w:jc w:val="center"/>
+            </w:pPr>
+            <w:r>
+              <w:rPr>
+                <w:rFonts w:ascii="맑은 고딕" w:cs="맑은 고딕" w:eastAsia="맑은 고딕" w:hAnsi="맑은 고딕"/>
+                <w:b w:val="false"/>
+                <w:bCs w:val="false"/>
+                <w:color w:val="000000"/>
+                <w:sz w:val="18"/>
+                <w:szCs w:val="18"/>
+              </w:rPr>
+              <w:t xml:space="preserve">27</w:t>
+            </w:r>
+          </w:p>
+        </w:tc>
+        <w:tc>
+          <w:tcPr>
+            <w:tcW w:type="dxa" w:w="2892"/>
+            <w:tcMar>
+              <w:top w:type="dxa" w:w="60"/>
+              <w:left w:type="dxa" w:w="90"/>
+              <w:bottom w:type="dxa" w:w="60"/>
+              <w:right w:type="dxa" w:w="90"/>
+            </w:tcMar>
+            <w:vAlign w:val="center"/>
+          </w:tcPr>
+          <w:p>
+            <w:pPr>
+              <w:spacing w:after="20" w:before="20"/>
+              <w:jc w:val="left"/>
+            </w:pPr>
+            <w:r>
+              <w:rPr>
+                <w:rFonts w:ascii="맑은 고딕" w:cs="맑은 고딕" w:eastAsia="맑은 고딕" w:hAnsi="맑은 고딕"/>
+                <w:b w:val="false"/>
+                <w:bCs w:val="false"/>
+                <w:color w:val="000000"/>
+                <w:sz w:val="18"/>
+                <w:szCs w:val="18"/>
+              </w:rPr>
+              <w:t xml:space="preserve">객실형 AP</w:t>
+            </w:r>
+          </w:p>
+        </w:tc>
+        <w:tc>
+          <w:tcPr>
+            <w:tcW w:type="dxa" w:w="1928"/>
+            <w:tcMar>
+              <w:top w:type="dxa" w:w="60"/>
+              <w:left w:type="dxa" w:w="90"/>
+              <w:bottom w:type="dxa" w:w="60"/>
+              <w:right w:type="dxa" w:w="90"/>
+            </w:tcMar>
+            <w:vAlign w:val="center"/>
+          </w:tcPr>
+          <w:p>
+            <w:pPr>
+              <w:spacing w:after="20" w:before="20"/>
+              <w:jc w:val="left"/>
+            </w:pPr>
+            <w:r>
+              <w:rPr>
+                <w:rFonts w:ascii="맑은 고딕" w:cs="맑은 고딕" w:eastAsia="맑은 고딕" w:hAnsi="맑은 고딕"/>
+                <w:b w:val="false"/>
+                <w:bCs w:val="false"/>
+                <w:color w:val="000000"/>
+                <w:sz w:val="18"/>
+                <w:szCs w:val="18"/>
+              </w:rPr>
+              <w:t xml:space="preserve">901-H550-WW00 / 1</w:t>
+            </w:r>
+          </w:p>
+        </w:tc>
+        <w:tc>
+          <w:tcPr>
+            <w:tcW w:type="dxa" w:w="2603"/>
+            <w:tcMar>
+              <w:top w:type="dxa" w:w="60"/>
+              <w:left w:type="dxa" w:w="90"/>
+              <w:bottom w:type="dxa" w:w="60"/>
+              <w:right w:type="dxa" w:w="90"/>
+            </w:tcMar>
+            <w:vAlign w:val="center"/>
+          </w:tcPr>
+          <w:p>
+            <w:pPr>
+              <w:spacing w:after="20" w:before="20"/>
+              <w:jc w:val="left"/>
+            </w:pPr>
+            <w:r>
+              <w:rPr>
+                <w:rFonts w:ascii="맑은 고딕" w:cs="맑은 고딕" w:eastAsia="맑은 고딕" w:hAnsi="맑은 고딕"/>
+                <w:b w:val="false"/>
+                <w:bCs w:val="false"/>
+                <w:color w:val="000000"/>
+                <w:sz w:val="18"/>
+                <w:szCs w:val="18"/>
+              </w:rPr>
+              <w:t xml:space="preserve">아산시 일원</w:t>
+            </w:r>
+          </w:p>
+        </w:tc>
+        <w:tc>
+          <w:tcPr>
+            <w:tcW w:type="dxa" w:w="1541"/>
+            <w:tcMar>
+              <w:top w:type="dxa" w:w="60"/>
+              <w:left w:type="dxa" w:w="90"/>
+              <w:bottom w:type="dxa" w:w="60"/>
+              <w:right w:type="dxa" w:w="90"/>
+            </w:tcMar>
+            <w:vAlign w:val="center"/>
+          </w:tcPr>
+          <w:p>
+            <w:pPr>
+              <w:spacing w:after="20" w:before="20"/>
+              <w:jc w:val="center"/>
+            </w:pPr>
+            <w:r>
+              <w:rPr>
+                <w:rFonts w:ascii="맑은 고딕" w:cs="맑은 고딕" w:eastAsia="맑은 고딕" w:hAnsi="맑은 고딕"/>
+                <w:b w:val="false"/>
+                <w:bCs w:val="false"/>
+                <w:color w:val="000000"/>
+                <w:sz w:val="18"/>
+                <w:szCs w:val="18"/>
+              </w:rPr>
+              <w:t xml:space="preserve">AS-2026-0086</w:t>
+            </w:r>
+          </w:p>
+        </w:tc>
+      </w:tr>
+      <w:tr>
+        <w:tc>
+          <w:tcPr>
+            <w:tcW w:type="dxa" w:w="675"/>
+            <w:tcMar>
+              <w:top w:type="dxa" w:w="60"/>
+              <w:left w:type="dxa" w:w="90"/>
+              <w:bottom w:type="dxa" w:w="60"/>
+              <w:right w:type="dxa" w:w="90"/>
+            </w:tcMar>
+            <w:vAlign w:val="center"/>
+          </w:tcPr>
+          <w:p>
+            <w:pPr>
+              <w:spacing w:after="20" w:before="20"/>
+              <w:jc w:val="center"/>
+            </w:pPr>
+            <w:r>
+              <w:rPr>
+                <w:rFonts w:ascii="맑은 고딕" w:cs="맑은 고딕" w:eastAsia="맑은 고딕" w:hAnsi="맑은 고딕"/>
+                <w:b w:val="false"/>
+                <w:bCs w:val="false"/>
+                <w:color w:val="000000"/>
+                <w:sz w:val="18"/>
+                <w:szCs w:val="18"/>
+              </w:rPr>
+              <w:t xml:space="preserve">28</w:t>
+            </w:r>
+          </w:p>
+        </w:tc>
+        <w:tc>
+          <w:tcPr>
+            <w:tcW w:type="dxa" w:w="2892"/>
+            <w:tcMar>
+              <w:top w:type="dxa" w:w="60"/>
+              <w:left w:type="dxa" w:w="90"/>
+              <w:bottom w:type="dxa" w:w="60"/>
+              <w:right w:type="dxa" w:w="90"/>
+            </w:tcMar>
+            <w:vAlign w:val="center"/>
+          </w:tcPr>
+          <w:p>
+            <w:pPr>
+              <w:spacing w:after="20" w:before="20"/>
+              <w:jc w:val="left"/>
+            </w:pPr>
+            <w:r>
+              <w:rPr>
+                <w:rFonts w:ascii="맑은 고딕" w:cs="맑은 고딕" w:eastAsia="맑은 고딕" w:hAnsi="맑은 고딕"/>
+                <w:b w:val="false"/>
+                <w:bCs w:val="false"/>
+                <w:color w:val="000000"/>
+                <w:sz w:val="18"/>
+                <w:szCs w:val="18"/>
+              </w:rPr>
+              <w:t xml:space="preserve">실내형 AP #2</w:t>
+            </w:r>
+          </w:p>
+        </w:tc>
+        <w:tc>
+          <w:tcPr>
+            <w:tcW w:type="dxa" w:w="1928"/>
+            <w:tcMar>
+              <w:top w:type="dxa" w:w="60"/>
+              <w:left w:type="dxa" w:w="90"/>
+              <w:bottom w:type="dxa" w:w="60"/>
+              <w:right w:type="dxa" w:w="90"/>
+            </w:tcMar>
+            <w:vAlign w:val="center"/>
+          </w:tcPr>
+          <w:p>
+            <w:pPr>
+              <w:spacing w:after="20" w:before="20"/>
+              <w:jc w:val="left"/>
+            </w:pPr>
+            <w:r>
+              <w:rPr>
+                <w:rFonts w:ascii="맑은 고딕" w:cs="맑은 고딕" w:eastAsia="맑은 고딕" w:hAnsi="맑은 고딕"/>
+                <w:b w:val="false"/>
+                <w:bCs w:val="false"/>
+                <w:color w:val="000000"/>
+                <w:sz w:val="18"/>
+                <w:szCs w:val="18"/>
+              </w:rPr>
+              <w:t xml:space="preserve">901-R350-WW02 / 1</w:t>
+            </w:r>
+          </w:p>
+        </w:tc>
+        <w:tc>
+          <w:tcPr>
+            <w:tcW w:type="dxa" w:w="2603"/>
+            <w:tcMar>
+              <w:top w:type="dxa" w:w="60"/>
+              <w:left w:type="dxa" w:w="90"/>
+              <w:bottom w:type="dxa" w:w="60"/>
+              <w:right w:type="dxa" w:w="90"/>
+            </w:tcMar>
+            <w:vAlign w:val="center"/>
+          </w:tcPr>
+          <w:p>
+            <w:pPr>
+              <w:spacing w:after="20" w:before="20"/>
+              <w:jc w:val="left"/>
+            </w:pPr>
+            <w:r>
+              <w:rPr>
+                <w:rFonts w:ascii="맑은 고딕" w:cs="맑은 고딕" w:eastAsia="맑은 고딕" w:hAnsi="맑은 고딕"/>
+                <w:b w:val="false"/>
+                <w:bCs w:val="false"/>
+                <w:color w:val="000000"/>
+                <w:sz w:val="18"/>
+                <w:szCs w:val="18"/>
+              </w:rPr>
+              <w:t xml:space="preserve">아산시 일원</w:t>
+            </w:r>
+          </w:p>
+        </w:tc>
+        <w:tc>
+          <w:tcPr>
+            <w:tcW w:type="dxa" w:w="1541"/>
+            <w:tcMar>
+              <w:top w:type="dxa" w:w="60"/>
+              <w:left w:type="dxa" w:w="90"/>
+              <w:bottom w:type="dxa" w:w="60"/>
+              <w:right w:type="dxa" w:w="90"/>
+            </w:tcMar>
+            <w:vAlign w:val="center"/>
+          </w:tcPr>
+          <w:p>
+            <w:pPr>
+              <w:spacing w:after="20" w:before="20"/>
+              <w:jc w:val="center"/>
+            </w:pPr>
+            <w:r>
+              <w:rPr>
+                <w:rFonts w:ascii="맑은 고딕" w:cs="맑은 고딕" w:eastAsia="맑은 고딕" w:hAnsi="맑은 고딕"/>
+                <w:b w:val="false"/>
+                <w:bCs w:val="false"/>
+                <w:color w:val="000000"/>
+                <w:sz w:val="18"/>
+                <w:szCs w:val="18"/>
+              </w:rPr>
+              <w:t xml:space="preserve">AS-2026-0089</w:t>
             </w:r>
           </w:p>
         </w:tc>
       </w:tr>
     </w:tbl>
+    <w:p>
+      <w:pPr>
+        <w:spacing w:after="40" w:before="60" w:line="300"/>
+        <w:jc w:val="left"/>
+      </w:pPr>
+      <w:r>
+        <w:rPr>
+          <w:rFonts w:ascii="맑은 고딕" w:cs="맑은 고딕" w:eastAsia="맑은 고딕" w:hAnsi="맑은 고딕"/>
+          <w:b w:val="false"/>
+          <w:bCs w:val="false"/>
+          <w:color w:val="2E5496"/>
+          <w:sz w:val="16"/>
+          <w:szCs w:val="16"/>
+        </w:rPr>
+        <w:t xml:space="preserve">※ SP-NET 인계 자산 28건 · 취득가액 713,471,500원</w:t>
+      </w:r>
+    </w:p>
     <w:p>
       <w:pPr>
         <w:pBdr>
@@ -3094,7 +6492,7 @@
           <w:sz w:val="21"/>
           <w:szCs w:val="21"/>
         </w:rPr>
-        <w:t xml:space="preserve">2026.09.04</w:t>
+        <w:t xml:space="preserve">2026.09.06</w:t>
       </w:r>
     </w:p>
     <w:tbl>

--- a/output/인계인수서_CP-2026-0007.docx
+++ b/output/인계인수서_CP-2026-0007.docx
@@ -6492,7 +6492,7 @@
           <w:sz w:val="21"/>
           <w:szCs w:val="21"/>
         </w:rPr>
-        <w:t xml:space="preserve">2026.09.06</w:t>
+        <w:t xml:space="preserve">2026.09.07</w:t>
       </w:r>
     </w:p>
     <w:tbl>

--- a/output/인계인수서_CP-2026-0007.docx
+++ b/output/인계인수서_CP-2026-0007.docx
@@ -396,7 +396,7 @@
                 <w:sz w:val="18"/>
                 <w:szCs w:val="18"/>
               </w:rPr>
-              <w:t xml:space="preserve"/>
+              <w:t xml:space="preserve">417,549,121원 (집행액 기준)</w:t>
             </w:r>
           </w:p>
         </w:tc>
@@ -518,7 +518,7 @@
                 <w:sz w:val="18"/>
                 <w:szCs w:val="18"/>
               </w:rPr>
-              <w:t xml:space="preserve">        .     .     .</w:t>
+              <w:t xml:space="preserve">2026-09-30</w:t>
             </w:r>
           </w:p>
         </w:tc>
